--- a/实验4代码/机器学习实验四_聚类算法与性能度量_报告.docx
+++ b/实验4代码/机器学习实验四_聚类算法与性能度量_报告.docx
@@ -1000,7 +1000,7 @@
       <w:r>
         <w:drawing>
           <wp:inline xmlns:a="http://schemas.openxmlformats.org/drawingml/2006/main" xmlns:pic="http://schemas.openxmlformats.org/drawingml/2006/picture">
-            <wp:extent cx="5029200" cy="2564476"/>
+            <wp:extent cx="5029200" cy="2410883"/>
             <wp:docPr id="1" name="Picture 1"/>
             <wp:cNvGraphicFramePr>
               <a:graphicFrameLocks noChangeAspect="1"/>
@@ -1021,7 +1021,7 @@
                   <pic:spPr>
                     <a:xfrm>
                       <a:off x="0" y="0"/>
-                      <a:ext cx="5029200" cy="2564476"/>
+                      <a:ext cx="5029200" cy="2410883"/>
                     </a:xfrm>
                     <a:prstGeom prst="rect"/>
                   </pic:spPr>
@@ -1275,7 +1275,7 @@
       <w:r>
         <w:drawing>
           <wp:inline xmlns:a="http://schemas.openxmlformats.org/drawingml/2006/main" xmlns:pic="http://schemas.openxmlformats.org/drawingml/2006/picture">
-            <wp:extent cx="5029200" cy="2270692"/>
+            <wp:extent cx="5029200" cy="2203765"/>
             <wp:docPr id="2" name="Picture 2"/>
             <wp:cNvGraphicFramePr>
               <a:graphicFrameLocks noChangeAspect="1"/>
@@ -1296,7 +1296,7 @@
                   <pic:spPr>
                     <a:xfrm>
                       <a:off x="0" y="0"/>
-                      <a:ext cx="5029200" cy="2270692"/>
+                      <a:ext cx="5029200" cy="2203765"/>
                     </a:xfrm>
                     <a:prstGeom prst="rect"/>
                   </pic:spPr>
@@ -2038,7 +2038,7 @@
       <w:r>
         <w:drawing>
           <wp:inline xmlns:a="http://schemas.openxmlformats.org/drawingml/2006/main" xmlns:pic="http://schemas.openxmlformats.org/drawingml/2006/picture">
-            <wp:extent cx="5029200" cy="2095925"/>
+            <wp:extent cx="5029200" cy="2123440"/>
             <wp:docPr id="3" name="Picture 3"/>
             <wp:cNvGraphicFramePr>
               <a:graphicFrameLocks noChangeAspect="1"/>
@@ -2059,7 +2059,7 @@
                   <pic:spPr>
                     <a:xfrm>
                       <a:off x="0" y="0"/>
-                      <a:ext cx="5029200" cy="2095925"/>
+                      <a:ext cx="5029200" cy="2123440"/>
                     </a:xfrm>
                     <a:prstGeom prst="rect"/>
                   </pic:spPr>
@@ -2564,7 +2564,7 @@
       <w:r>
         <w:drawing>
           <wp:inline xmlns:a="http://schemas.openxmlformats.org/drawingml/2006/main" xmlns:pic="http://schemas.openxmlformats.org/drawingml/2006/picture">
-            <wp:extent cx="5486400" cy="1725051"/>
+            <wp:extent cx="5486400" cy="1544320"/>
             <wp:docPr id="4" name="Picture 4"/>
             <wp:cNvGraphicFramePr>
               <a:graphicFrameLocks noChangeAspect="1"/>
@@ -2585,7 +2585,7 @@
                   <pic:spPr>
                     <a:xfrm>
                       <a:off x="0" y="0"/>
-                      <a:ext cx="5486400" cy="1725051"/>
+                      <a:ext cx="5486400" cy="1544320"/>
                     </a:xfrm>
                     <a:prstGeom prst="rect"/>
                   </pic:spPr>
@@ -2636,7 +2636,7 @@
       <w:r>
         <w:drawing>
           <wp:inline xmlns:a="http://schemas.openxmlformats.org/drawingml/2006/main" xmlns:pic="http://schemas.openxmlformats.org/drawingml/2006/picture">
-            <wp:extent cx="5029200" cy="2160659"/>
+            <wp:extent cx="5029200" cy="2939076"/>
             <wp:docPr id="5" name="Picture 5"/>
             <wp:cNvGraphicFramePr>
               <a:graphicFrameLocks noChangeAspect="1"/>
@@ -2657,7 +2657,7 @@
                   <pic:spPr>
                     <a:xfrm>
                       <a:off x="0" y="0"/>
-                      <a:ext cx="5029200" cy="2160659"/>
+                      <a:ext cx="5029200" cy="2939076"/>
                     </a:xfrm>
                     <a:prstGeom prst="rect"/>
                   </pic:spPr>
@@ -2681,7 +2681,7 @@
       <w:r>
         <w:drawing>
           <wp:inline xmlns:a="http://schemas.openxmlformats.org/drawingml/2006/main" xmlns:pic="http://schemas.openxmlformats.org/drawingml/2006/picture">
-            <wp:extent cx="5486400" cy="1642887"/>
+            <wp:extent cx="5486400" cy="1477108"/>
             <wp:docPr id="6" name="Picture 6"/>
             <wp:cNvGraphicFramePr>
               <a:graphicFrameLocks noChangeAspect="1"/>
@@ -2702,7 +2702,7 @@
                   <pic:spPr>
                     <a:xfrm>
                       <a:off x="0" y="0"/>
-                      <a:ext cx="5486400" cy="1642887"/>
+                      <a:ext cx="5486400" cy="1477108"/>
                     </a:xfrm>
                     <a:prstGeom prst="rect"/>
                   </pic:spPr>
@@ -2735,7 +2735,7 @@
       <w:r>
         <w:drawing>
           <wp:inline xmlns:a="http://schemas.openxmlformats.org/drawingml/2006/main" xmlns:pic="http://schemas.openxmlformats.org/drawingml/2006/picture">
-            <wp:extent cx="5029200" cy="3255351"/>
+            <wp:extent cx="5029200" cy="3108960"/>
             <wp:docPr id="7" name="Picture 7"/>
             <wp:cNvGraphicFramePr>
               <a:graphicFrameLocks noChangeAspect="1"/>
@@ -2756,7 +2756,7 @@
                   <pic:spPr>
                     <a:xfrm>
                       <a:off x="0" y="0"/>
-                      <a:ext cx="5029200" cy="3255351"/>
+                      <a:ext cx="5029200" cy="3108960"/>
                     </a:xfrm>
                     <a:prstGeom prst="rect"/>
                   </pic:spPr>

--- a/实验4代码/机器学习实验四_聚类算法与性能度量_报告.docx
+++ b/实验4代码/机器学习实验四_聚类算法与性能度量_报告.docx
@@ -24,7 +24,7 @@
           <w:rFonts w:ascii="Times New Roman" w:hAnsi="Times New Roman" w:eastAsia="宋体"/>
           <w:sz w:val="24"/>
         </w:rPr>
-        <w:t>——基于 Iris 数据集的 K-Means 与 DBSCAN 聚类比较</w:t>
+        <w:t>——基于 Wine 数据集的 K-Means 与 DBSCAN 聚类比较</w:t>
       </w:r>
     </w:p>
     <w:p>
@@ -72,7 +72,7 @@
           <w:rFonts w:ascii="Times New Roman" w:hAnsi="Times New Roman" w:eastAsia="宋体"/>
           <w:sz w:val="22"/>
         </w:rPr>
-        <w:t>4. 熟练运用 K-Means 和 DBSCAN 两种典型聚类算法，并在 Iris 数据集上进行聚类实验，通过多种性能度量指标对比分析两种算法的优劣。</w:t>
+        <w:t>4. 熟练运用 K-Means 和 DBSCAN 两种典型聚类算法，并在 Wine 数据集上进行聚类实验，通过多种性能度量指标对比分析两种算法的优劣。</w:t>
       </w:r>
     </w:p>
     <w:p>
@@ -141,7 +141,7 @@
           <w:rFonts w:ascii="Times New Roman" w:hAnsi="Times New Roman" w:eastAsia="宋体"/>
           <w:sz w:val="22"/>
         </w:rPr>
-        <w:t>任务 4：编程计算 Davies-Bouldin 指数（DBI），包括簇内平均距离 avg(C)、簇内最远距离 diam(C)、簇间最近距离 d_min、簇间中心距离 d_cen 等辅助量；</w:t>
+        <w:t>任务 4：编程计算 Davies-Bouldin 指数（DBI），包括簇内平均距离 avg(C)、簇内最远距离 diam(C)、簇间最近距离 d_min、簇间中心距离 d_cen；</w:t>
       </w:r>
     </w:p>
     <w:p>
@@ -150,7 +150,7 @@
           <w:rFonts w:ascii="Times New Roman" w:hAnsi="Times New Roman" w:eastAsia="宋体"/>
           <w:sz w:val="22"/>
         </w:rPr>
-        <w:t>任务 5：编程实现 VDM（Value Difference Metric）处理无序属性的距离度量，以及 MinkovDMp 处理混合属性的距离度量；</w:t>
+        <w:t>任务 5：编程实现 VDM（Value Difference Metric）处理无序属性距离，以及 MinkovDMp 处理混合属性距离；</w:t>
       </w:r>
     </w:p>
     <w:p>
@@ -168,7 +168,7 @@
           <w:rFonts w:ascii="Times New Roman" w:hAnsi="Times New Roman" w:eastAsia="宋体"/>
           <w:sz w:val="22"/>
         </w:rPr>
-        <w:t>综合任务：采用 K-Means 和 DBSCAN 两种聚类算法在 Iris 数据集上进行聚类，计算各性能度量指标并比较。</w:t>
+        <w:t>综合任务：采用 K-Means 和 DBSCAN 两种聚类算法在 Wine 数据集上进行聚类，计算各性能度量指标并比较。</w:t>
       </w:r>
     </w:p>
     <w:p>
@@ -189,7 +189,7 @@
           <w:rFonts w:ascii="Times New Roman" w:hAnsi="Times New Roman" w:eastAsia="宋体"/>
           <w:sz w:val="22"/>
         </w:rPr>
-        <w:t>本实验采用经典的 Iris（鸢尾花）数据集，该数据集包含 150 个样本，每个样本有 4 个连续特征，分为 3 个类别（Setosa、Versicolor、Virginica），每类各 50 个样本。</w:t>
+        <w:t>本实验采用 UCI Wine（葡萄酒）数据集，该数据集来源于意大利同一地区三个不同品种（cultivar）的葡萄酒化学成分分析，共 178 个样本、13 个连续特征、3 个品种类别。</w:t>
       </w:r>
     </w:p>
     <w:p>
@@ -198,7 +198,7 @@
           <w:rFonts w:ascii="Times New Roman" w:hAnsi="Times New Roman" w:eastAsia="宋体"/>
           <w:sz w:val="22"/>
         </w:rPr>
-        <w:t>表 1  Iris 数据集基本信息</w:t>
+        <w:t>表 1  Wine 数据集基本信息</w:t>
       </w:r>
     </w:p>
     <w:tbl>
@@ -268,7 +268,7 @@
                 <w:rFonts w:ascii="Times New Roman" w:hAnsi="Times New Roman" w:eastAsia="宋体"/>
                 <w:sz w:val="20"/>
               </w:rPr>
-              <w:t>150</w:t>
+              <w:t>178</w:t>
             </w:r>
           </w:p>
         </w:tc>
@@ -298,7 +298,7 @@
                 <w:rFonts w:ascii="Times New Roman" w:hAnsi="Times New Roman" w:eastAsia="宋体"/>
                 <w:sz w:val="20"/>
               </w:rPr>
-              <w:t>4 (Sepal Length, Sepal Width, Petal Length, Petal Width)</w:t>
+              <w:t>13</w:t>
             </w:r>
           </w:p>
         </w:tc>
@@ -328,7 +328,7 @@
                 <w:rFonts w:ascii="Times New Roman" w:hAnsi="Times New Roman" w:eastAsia="宋体"/>
                 <w:sz w:val="20"/>
               </w:rPr>
-              <w:t>3 (Setosa, Versicolor, Virginica)</w:t>
+              <w:t>3（品种 0 / 品种 1 / 品种 2）</w:t>
             </w:r>
           </w:p>
         </w:tc>
@@ -344,7 +344,7 @@
                 <w:rFonts w:ascii="Times New Roman" w:hAnsi="Times New Roman" w:eastAsia="宋体"/>
                 <w:sz w:val="20"/>
               </w:rPr>
-              <w:t>每类样本数</w:t>
+              <w:t>各类样本数</w:t>
             </w:r>
           </w:p>
         </w:tc>
@@ -358,7 +358,7 @@
                 <w:rFonts w:ascii="Times New Roman" w:hAnsi="Times New Roman" w:eastAsia="宋体"/>
                 <w:sz w:val="20"/>
               </w:rPr>
-              <w:t>50</w:t>
+              <w:t>59 / 71 / 48</w:t>
             </w:r>
           </w:p>
         </w:tc>
@@ -418,12 +418,868 @@
                 <w:rFonts w:ascii="Times New Roman" w:hAnsi="Times New Roman" w:eastAsia="宋体"/>
                 <w:sz w:val="20"/>
               </w:rPr>
-              <w:t>sklearn.datasets.load_iris()</w:t>
+              <w:t>sklearn.datasets.load_wine()</w:t>
             </w:r>
           </w:p>
         </w:tc>
       </w:tr>
     </w:tbl>
+    <w:p>
+      <w:r>
+        <w:rPr>
+          <w:rFonts w:ascii="Times New Roman" w:hAnsi="Times New Roman" w:eastAsia="宋体"/>
+          <w:sz w:val="22"/>
+        </w:rPr>
+        <w:t>Wine 数据集的 13 个特征及其量纲如下：</w:t>
+      </w:r>
+    </w:p>
+    <w:p>
+      <w:r>
+        <w:rPr>
+          <w:rFonts w:ascii="Times New Roman" w:hAnsi="Times New Roman" w:eastAsia="宋体"/>
+          <w:sz w:val="22"/>
+        </w:rPr>
+        <w:t>表 2  Wine 数据集特征说明</w:t>
+      </w:r>
+    </w:p>
+    <w:tbl>
+      <w:tblPr>
+        <w:tblStyle w:val="LightGrid-Accent1"/>
+        <w:tblW w:type="auto" w:w="0"/>
+        <w:tblLook w:firstColumn="1" w:firstRow="1" w:lastColumn="0" w:lastRow="0" w:noHBand="0" w:noVBand="1" w:val="04A0"/>
+      </w:tblPr>
+      <w:tblGrid>
+        <w:gridCol w:w="2160"/>
+        <w:gridCol w:w="2160"/>
+        <w:gridCol w:w="2160"/>
+        <w:gridCol w:w="2160"/>
+      </w:tblGrid>
+      <w:tr>
+        <w:tc>
+          <w:tcPr>
+            <w:tcW w:type="dxa" w:w="2160"/>
+          </w:tcPr>
+          <w:p>
+            <w:r>
+              <w:rPr>
+                <w:rFonts w:ascii="Times New Roman" w:hAnsi="Times New Roman" w:eastAsia="宋体"/>
+                <w:b/>
+                <w:sz w:val="20"/>
+              </w:rPr>
+              <w:t>序号</w:t>
+            </w:r>
+          </w:p>
+        </w:tc>
+        <w:tc>
+          <w:tcPr>
+            <w:tcW w:type="dxa" w:w="2160"/>
+          </w:tcPr>
+          <w:p>
+            <w:r>
+              <w:rPr>
+                <w:rFonts w:ascii="Times New Roman" w:hAnsi="Times New Roman" w:eastAsia="宋体"/>
+                <w:b/>
+                <w:sz w:val="20"/>
+              </w:rPr>
+              <w:t>特征名</w:t>
+            </w:r>
+          </w:p>
+        </w:tc>
+        <w:tc>
+          <w:tcPr>
+            <w:tcW w:type="dxa" w:w="2160"/>
+          </w:tcPr>
+          <w:p>
+            <w:r>
+              <w:rPr>
+                <w:rFonts w:ascii="Times New Roman" w:hAnsi="Times New Roman" w:eastAsia="宋体"/>
+                <w:b/>
+                <w:sz w:val="20"/>
+              </w:rPr>
+              <w:t>典型范围</w:t>
+            </w:r>
+          </w:p>
+        </w:tc>
+        <w:tc>
+          <w:tcPr>
+            <w:tcW w:type="dxa" w:w="2160"/>
+          </w:tcPr>
+          <w:p>
+            <w:r>
+              <w:rPr>
+                <w:rFonts w:ascii="Times New Roman" w:hAnsi="Times New Roman" w:eastAsia="宋体"/>
+                <w:b/>
+                <w:sz w:val="20"/>
+              </w:rPr>
+              <w:t>说明</w:t>
+            </w:r>
+          </w:p>
+        </w:tc>
+      </w:tr>
+      <w:tr>
+        <w:tc>
+          <w:tcPr>
+            <w:tcW w:type="dxa" w:w="2160"/>
+          </w:tcPr>
+          <w:p>
+            <w:r>
+              <w:rPr>
+                <w:rFonts w:ascii="Times New Roman" w:hAnsi="Times New Roman" w:eastAsia="宋体"/>
+                <w:sz w:val="20"/>
+              </w:rPr>
+              <w:t>1</w:t>
+            </w:r>
+          </w:p>
+        </w:tc>
+        <w:tc>
+          <w:tcPr>
+            <w:tcW w:type="dxa" w:w="2160"/>
+          </w:tcPr>
+          <w:p>
+            <w:r>
+              <w:rPr>
+                <w:rFonts w:ascii="Times New Roman" w:hAnsi="Times New Roman" w:eastAsia="宋体"/>
+                <w:sz w:val="20"/>
+              </w:rPr>
+              <w:t>Alcohol</w:t>
+            </w:r>
+          </w:p>
+        </w:tc>
+        <w:tc>
+          <w:tcPr>
+            <w:tcW w:type="dxa" w:w="2160"/>
+          </w:tcPr>
+          <w:p>
+            <w:r>
+              <w:rPr>
+                <w:rFonts w:ascii="Times New Roman" w:hAnsi="Times New Roman" w:eastAsia="宋体"/>
+                <w:sz w:val="20"/>
+              </w:rPr>
+              <w:t>11.0 - 14.8</w:t>
+            </w:r>
+          </w:p>
+        </w:tc>
+        <w:tc>
+          <w:tcPr>
+            <w:tcW w:type="dxa" w:w="2160"/>
+          </w:tcPr>
+          <w:p>
+            <w:r>
+              <w:rPr>
+                <w:rFonts w:ascii="Times New Roman" w:hAnsi="Times New Roman" w:eastAsia="宋体"/>
+                <w:sz w:val="20"/>
+              </w:rPr>
+              <w:t>酒精度</w:t>
+            </w:r>
+          </w:p>
+        </w:tc>
+      </w:tr>
+      <w:tr>
+        <w:tc>
+          <w:tcPr>
+            <w:tcW w:type="dxa" w:w="2160"/>
+          </w:tcPr>
+          <w:p>
+            <w:r>
+              <w:rPr>
+                <w:rFonts w:ascii="Times New Roman" w:hAnsi="Times New Roman" w:eastAsia="宋体"/>
+                <w:sz w:val="20"/>
+              </w:rPr>
+              <w:t>2</w:t>
+            </w:r>
+          </w:p>
+        </w:tc>
+        <w:tc>
+          <w:tcPr>
+            <w:tcW w:type="dxa" w:w="2160"/>
+          </w:tcPr>
+          <w:p>
+            <w:r>
+              <w:rPr>
+                <w:rFonts w:ascii="Times New Roman" w:hAnsi="Times New Roman" w:eastAsia="宋体"/>
+                <w:sz w:val="20"/>
+              </w:rPr>
+              <w:t>Malic Acid</w:t>
+            </w:r>
+          </w:p>
+        </w:tc>
+        <w:tc>
+          <w:tcPr>
+            <w:tcW w:type="dxa" w:w="2160"/>
+          </w:tcPr>
+          <w:p>
+            <w:r>
+              <w:rPr>
+                <w:rFonts w:ascii="Times New Roman" w:hAnsi="Times New Roman" w:eastAsia="宋体"/>
+                <w:sz w:val="20"/>
+              </w:rPr>
+              <w:t>0.7 - 5.8</w:t>
+            </w:r>
+          </w:p>
+        </w:tc>
+        <w:tc>
+          <w:tcPr>
+            <w:tcW w:type="dxa" w:w="2160"/>
+          </w:tcPr>
+          <w:p>
+            <w:r>
+              <w:rPr>
+                <w:rFonts w:ascii="Times New Roman" w:hAnsi="Times New Roman" w:eastAsia="宋体"/>
+                <w:sz w:val="20"/>
+              </w:rPr>
+              <w:t>苹果酸含量</w:t>
+            </w:r>
+          </w:p>
+        </w:tc>
+      </w:tr>
+      <w:tr>
+        <w:tc>
+          <w:tcPr>
+            <w:tcW w:type="dxa" w:w="2160"/>
+          </w:tcPr>
+          <w:p>
+            <w:r>
+              <w:rPr>
+                <w:rFonts w:ascii="Times New Roman" w:hAnsi="Times New Roman" w:eastAsia="宋体"/>
+                <w:sz w:val="20"/>
+              </w:rPr>
+              <w:t>3</w:t>
+            </w:r>
+          </w:p>
+        </w:tc>
+        <w:tc>
+          <w:tcPr>
+            <w:tcW w:type="dxa" w:w="2160"/>
+          </w:tcPr>
+          <w:p>
+            <w:r>
+              <w:rPr>
+                <w:rFonts w:ascii="Times New Roman" w:hAnsi="Times New Roman" w:eastAsia="宋体"/>
+                <w:sz w:val="20"/>
+              </w:rPr>
+              <w:t>Ash</w:t>
+            </w:r>
+          </w:p>
+        </w:tc>
+        <w:tc>
+          <w:tcPr>
+            <w:tcW w:type="dxa" w:w="2160"/>
+          </w:tcPr>
+          <w:p>
+            <w:r>
+              <w:rPr>
+                <w:rFonts w:ascii="Times New Roman" w:hAnsi="Times New Roman" w:eastAsia="宋体"/>
+                <w:sz w:val="20"/>
+              </w:rPr>
+              <w:t>1.4 - 3.2</w:t>
+            </w:r>
+          </w:p>
+        </w:tc>
+        <w:tc>
+          <w:tcPr>
+            <w:tcW w:type="dxa" w:w="2160"/>
+          </w:tcPr>
+          <w:p>
+            <w:r>
+              <w:rPr>
+                <w:rFonts w:ascii="Times New Roman" w:hAnsi="Times New Roman" w:eastAsia="宋体"/>
+                <w:sz w:val="20"/>
+              </w:rPr>
+              <w:t>灰分</w:t>
+            </w:r>
+          </w:p>
+        </w:tc>
+      </w:tr>
+      <w:tr>
+        <w:tc>
+          <w:tcPr>
+            <w:tcW w:type="dxa" w:w="2160"/>
+          </w:tcPr>
+          <w:p>
+            <w:r>
+              <w:rPr>
+                <w:rFonts w:ascii="Times New Roman" w:hAnsi="Times New Roman" w:eastAsia="宋体"/>
+                <w:sz w:val="20"/>
+              </w:rPr>
+              <w:t>4</w:t>
+            </w:r>
+          </w:p>
+        </w:tc>
+        <w:tc>
+          <w:tcPr>
+            <w:tcW w:type="dxa" w:w="2160"/>
+          </w:tcPr>
+          <w:p>
+            <w:r>
+              <w:rPr>
+                <w:rFonts w:ascii="Times New Roman" w:hAnsi="Times New Roman" w:eastAsia="宋体"/>
+                <w:sz w:val="20"/>
+              </w:rPr>
+              <w:t>Alcalinity of Ash</w:t>
+            </w:r>
+          </w:p>
+        </w:tc>
+        <w:tc>
+          <w:tcPr>
+            <w:tcW w:type="dxa" w:w="2160"/>
+          </w:tcPr>
+          <w:p>
+            <w:r>
+              <w:rPr>
+                <w:rFonts w:ascii="Times New Roman" w:hAnsi="Times New Roman" w:eastAsia="宋体"/>
+                <w:sz w:val="20"/>
+              </w:rPr>
+              <w:t>10.6 - 30.0</w:t>
+            </w:r>
+          </w:p>
+        </w:tc>
+        <w:tc>
+          <w:tcPr>
+            <w:tcW w:type="dxa" w:w="2160"/>
+          </w:tcPr>
+          <w:p>
+            <w:r>
+              <w:rPr>
+                <w:rFonts w:ascii="Times New Roman" w:hAnsi="Times New Roman" w:eastAsia="宋体"/>
+                <w:sz w:val="20"/>
+              </w:rPr>
+              <w:t>灰分碱度</w:t>
+            </w:r>
+          </w:p>
+        </w:tc>
+      </w:tr>
+      <w:tr>
+        <w:tc>
+          <w:tcPr>
+            <w:tcW w:type="dxa" w:w="2160"/>
+          </w:tcPr>
+          <w:p>
+            <w:r>
+              <w:rPr>
+                <w:rFonts w:ascii="Times New Roman" w:hAnsi="Times New Roman" w:eastAsia="宋体"/>
+                <w:sz w:val="20"/>
+              </w:rPr>
+              <w:t>5</w:t>
+            </w:r>
+          </w:p>
+        </w:tc>
+        <w:tc>
+          <w:tcPr>
+            <w:tcW w:type="dxa" w:w="2160"/>
+          </w:tcPr>
+          <w:p>
+            <w:r>
+              <w:rPr>
+                <w:rFonts w:ascii="Times New Roman" w:hAnsi="Times New Roman" w:eastAsia="宋体"/>
+                <w:sz w:val="20"/>
+              </w:rPr>
+              <w:t>Magnesium</w:t>
+            </w:r>
+          </w:p>
+        </w:tc>
+        <w:tc>
+          <w:tcPr>
+            <w:tcW w:type="dxa" w:w="2160"/>
+          </w:tcPr>
+          <w:p>
+            <w:r>
+              <w:rPr>
+                <w:rFonts w:ascii="Times New Roman" w:hAnsi="Times New Roman" w:eastAsia="宋体"/>
+                <w:sz w:val="20"/>
+              </w:rPr>
+              <w:t>70 - 162</w:t>
+            </w:r>
+          </w:p>
+        </w:tc>
+        <w:tc>
+          <w:tcPr>
+            <w:tcW w:type="dxa" w:w="2160"/>
+          </w:tcPr>
+          <w:p>
+            <w:r>
+              <w:rPr>
+                <w:rFonts w:ascii="Times New Roman" w:hAnsi="Times New Roman" w:eastAsia="宋体"/>
+                <w:sz w:val="20"/>
+              </w:rPr>
+              <w:t>镁含量</w:t>
+            </w:r>
+          </w:p>
+        </w:tc>
+      </w:tr>
+      <w:tr>
+        <w:tc>
+          <w:tcPr>
+            <w:tcW w:type="dxa" w:w="2160"/>
+          </w:tcPr>
+          <w:p>
+            <w:r>
+              <w:rPr>
+                <w:rFonts w:ascii="Times New Roman" w:hAnsi="Times New Roman" w:eastAsia="宋体"/>
+                <w:sz w:val="20"/>
+              </w:rPr>
+              <w:t>6</w:t>
+            </w:r>
+          </w:p>
+        </w:tc>
+        <w:tc>
+          <w:tcPr>
+            <w:tcW w:type="dxa" w:w="2160"/>
+          </w:tcPr>
+          <w:p>
+            <w:r>
+              <w:rPr>
+                <w:rFonts w:ascii="Times New Roman" w:hAnsi="Times New Roman" w:eastAsia="宋体"/>
+                <w:sz w:val="20"/>
+              </w:rPr>
+              <w:t>Total Phenols</w:t>
+            </w:r>
+          </w:p>
+        </w:tc>
+        <w:tc>
+          <w:tcPr>
+            <w:tcW w:type="dxa" w:w="2160"/>
+          </w:tcPr>
+          <w:p>
+            <w:r>
+              <w:rPr>
+                <w:rFonts w:ascii="Times New Roman" w:hAnsi="Times New Roman" w:eastAsia="宋体"/>
+                <w:sz w:val="20"/>
+              </w:rPr>
+              <w:t>1.0 - 3.9</w:t>
+            </w:r>
+          </w:p>
+        </w:tc>
+        <w:tc>
+          <w:tcPr>
+            <w:tcW w:type="dxa" w:w="2160"/>
+          </w:tcPr>
+          <w:p>
+            <w:r>
+              <w:rPr>
+                <w:rFonts w:ascii="Times New Roman" w:hAnsi="Times New Roman" w:eastAsia="宋体"/>
+                <w:sz w:val="20"/>
+              </w:rPr>
+              <w:t>总酚</w:t>
+            </w:r>
+          </w:p>
+        </w:tc>
+      </w:tr>
+      <w:tr>
+        <w:tc>
+          <w:tcPr>
+            <w:tcW w:type="dxa" w:w="2160"/>
+          </w:tcPr>
+          <w:p>
+            <w:r>
+              <w:rPr>
+                <w:rFonts w:ascii="Times New Roman" w:hAnsi="Times New Roman" w:eastAsia="宋体"/>
+                <w:sz w:val="20"/>
+              </w:rPr>
+              <w:t>7</w:t>
+            </w:r>
+          </w:p>
+        </w:tc>
+        <w:tc>
+          <w:tcPr>
+            <w:tcW w:type="dxa" w:w="2160"/>
+          </w:tcPr>
+          <w:p>
+            <w:r>
+              <w:rPr>
+                <w:rFonts w:ascii="Times New Roman" w:hAnsi="Times New Roman" w:eastAsia="宋体"/>
+                <w:sz w:val="20"/>
+              </w:rPr>
+              <w:t>Flavanoids</w:t>
+            </w:r>
+          </w:p>
+        </w:tc>
+        <w:tc>
+          <w:tcPr>
+            <w:tcW w:type="dxa" w:w="2160"/>
+          </w:tcPr>
+          <w:p>
+            <w:r>
+              <w:rPr>
+                <w:rFonts w:ascii="Times New Roman" w:hAnsi="Times New Roman" w:eastAsia="宋体"/>
+                <w:sz w:val="20"/>
+              </w:rPr>
+              <w:t>0.3 - 5.1</w:t>
+            </w:r>
+          </w:p>
+        </w:tc>
+        <w:tc>
+          <w:tcPr>
+            <w:tcW w:type="dxa" w:w="2160"/>
+          </w:tcPr>
+          <w:p>
+            <w:r>
+              <w:rPr>
+                <w:rFonts w:ascii="Times New Roman" w:hAnsi="Times New Roman" w:eastAsia="宋体"/>
+                <w:sz w:val="20"/>
+              </w:rPr>
+              <w:t>类黄酮</w:t>
+            </w:r>
+          </w:p>
+        </w:tc>
+      </w:tr>
+      <w:tr>
+        <w:tc>
+          <w:tcPr>
+            <w:tcW w:type="dxa" w:w="2160"/>
+          </w:tcPr>
+          <w:p>
+            <w:r>
+              <w:rPr>
+                <w:rFonts w:ascii="Times New Roman" w:hAnsi="Times New Roman" w:eastAsia="宋体"/>
+                <w:sz w:val="20"/>
+              </w:rPr>
+              <w:t>8</w:t>
+            </w:r>
+          </w:p>
+        </w:tc>
+        <w:tc>
+          <w:tcPr>
+            <w:tcW w:type="dxa" w:w="2160"/>
+          </w:tcPr>
+          <w:p>
+            <w:r>
+              <w:rPr>
+                <w:rFonts w:ascii="Times New Roman" w:hAnsi="Times New Roman" w:eastAsia="宋体"/>
+                <w:sz w:val="20"/>
+              </w:rPr>
+              <w:t>Nonflavanoid Phenols</w:t>
+            </w:r>
+          </w:p>
+        </w:tc>
+        <w:tc>
+          <w:tcPr>
+            <w:tcW w:type="dxa" w:w="2160"/>
+          </w:tcPr>
+          <w:p>
+            <w:r>
+              <w:rPr>
+                <w:rFonts w:ascii="Times New Roman" w:hAnsi="Times New Roman" w:eastAsia="宋体"/>
+                <w:sz w:val="20"/>
+              </w:rPr>
+              <w:t>0.1 - 0.7</w:t>
+            </w:r>
+          </w:p>
+        </w:tc>
+        <w:tc>
+          <w:tcPr>
+            <w:tcW w:type="dxa" w:w="2160"/>
+          </w:tcPr>
+          <w:p>
+            <w:r>
+              <w:rPr>
+                <w:rFonts w:ascii="Times New Roman" w:hAnsi="Times New Roman" w:eastAsia="宋体"/>
+                <w:sz w:val="20"/>
+              </w:rPr>
+              <w:t>非类黄酮酚</w:t>
+            </w:r>
+          </w:p>
+        </w:tc>
+      </w:tr>
+      <w:tr>
+        <w:tc>
+          <w:tcPr>
+            <w:tcW w:type="dxa" w:w="2160"/>
+          </w:tcPr>
+          <w:p>
+            <w:r>
+              <w:rPr>
+                <w:rFonts w:ascii="Times New Roman" w:hAnsi="Times New Roman" w:eastAsia="宋体"/>
+                <w:sz w:val="20"/>
+              </w:rPr>
+              <w:t>9</w:t>
+            </w:r>
+          </w:p>
+        </w:tc>
+        <w:tc>
+          <w:tcPr>
+            <w:tcW w:type="dxa" w:w="2160"/>
+          </w:tcPr>
+          <w:p>
+            <w:r>
+              <w:rPr>
+                <w:rFonts w:ascii="Times New Roman" w:hAnsi="Times New Roman" w:eastAsia="宋体"/>
+                <w:sz w:val="20"/>
+              </w:rPr>
+              <w:t>Proanthocyanins</w:t>
+            </w:r>
+          </w:p>
+        </w:tc>
+        <w:tc>
+          <w:tcPr>
+            <w:tcW w:type="dxa" w:w="2160"/>
+          </w:tcPr>
+          <w:p>
+            <w:r>
+              <w:rPr>
+                <w:rFonts w:ascii="Times New Roman" w:hAnsi="Times New Roman" w:eastAsia="宋体"/>
+                <w:sz w:val="20"/>
+              </w:rPr>
+              <w:t>0.4 - 3.6</w:t>
+            </w:r>
+          </w:p>
+        </w:tc>
+        <w:tc>
+          <w:tcPr>
+            <w:tcW w:type="dxa" w:w="2160"/>
+          </w:tcPr>
+          <w:p>
+            <w:r>
+              <w:rPr>
+                <w:rFonts w:ascii="Times New Roman" w:hAnsi="Times New Roman" w:eastAsia="宋体"/>
+                <w:sz w:val="20"/>
+              </w:rPr>
+              <w:t>原花青素</w:t>
+            </w:r>
+          </w:p>
+        </w:tc>
+      </w:tr>
+      <w:tr>
+        <w:tc>
+          <w:tcPr>
+            <w:tcW w:type="dxa" w:w="2160"/>
+          </w:tcPr>
+          <w:p>
+            <w:r>
+              <w:rPr>
+                <w:rFonts w:ascii="Times New Roman" w:hAnsi="Times New Roman" w:eastAsia="宋体"/>
+                <w:sz w:val="20"/>
+              </w:rPr>
+              <w:t>10</w:t>
+            </w:r>
+          </w:p>
+        </w:tc>
+        <w:tc>
+          <w:tcPr>
+            <w:tcW w:type="dxa" w:w="2160"/>
+          </w:tcPr>
+          <w:p>
+            <w:r>
+              <w:rPr>
+                <w:rFonts w:ascii="Times New Roman" w:hAnsi="Times New Roman" w:eastAsia="宋体"/>
+                <w:sz w:val="20"/>
+              </w:rPr>
+              <w:t>Color Intensity</w:t>
+            </w:r>
+          </w:p>
+        </w:tc>
+        <w:tc>
+          <w:tcPr>
+            <w:tcW w:type="dxa" w:w="2160"/>
+          </w:tcPr>
+          <w:p>
+            <w:r>
+              <w:rPr>
+                <w:rFonts w:ascii="Times New Roman" w:hAnsi="Times New Roman" w:eastAsia="宋体"/>
+                <w:sz w:val="20"/>
+              </w:rPr>
+              <w:t>1.3 - 13.0</w:t>
+            </w:r>
+          </w:p>
+        </w:tc>
+        <w:tc>
+          <w:tcPr>
+            <w:tcW w:type="dxa" w:w="2160"/>
+          </w:tcPr>
+          <w:p>
+            <w:r>
+              <w:rPr>
+                <w:rFonts w:ascii="Times New Roman" w:hAnsi="Times New Roman" w:eastAsia="宋体"/>
+                <w:sz w:val="20"/>
+              </w:rPr>
+              <w:t>色度</w:t>
+            </w:r>
+          </w:p>
+        </w:tc>
+      </w:tr>
+      <w:tr>
+        <w:tc>
+          <w:tcPr>
+            <w:tcW w:type="dxa" w:w="2160"/>
+          </w:tcPr>
+          <w:p>
+            <w:r>
+              <w:rPr>
+                <w:rFonts w:ascii="Times New Roman" w:hAnsi="Times New Roman" w:eastAsia="宋体"/>
+                <w:sz w:val="20"/>
+              </w:rPr>
+              <w:t>11</w:t>
+            </w:r>
+          </w:p>
+        </w:tc>
+        <w:tc>
+          <w:tcPr>
+            <w:tcW w:type="dxa" w:w="2160"/>
+          </w:tcPr>
+          <w:p>
+            <w:r>
+              <w:rPr>
+                <w:rFonts w:ascii="Times New Roman" w:hAnsi="Times New Roman" w:eastAsia="宋体"/>
+                <w:sz w:val="20"/>
+              </w:rPr>
+              <w:t>Hue</w:t>
+            </w:r>
+          </w:p>
+        </w:tc>
+        <w:tc>
+          <w:tcPr>
+            <w:tcW w:type="dxa" w:w="2160"/>
+          </w:tcPr>
+          <w:p>
+            <w:r>
+              <w:rPr>
+                <w:rFonts w:ascii="Times New Roman" w:hAnsi="Times New Roman" w:eastAsia="宋体"/>
+                <w:sz w:val="20"/>
+              </w:rPr>
+              <w:t>0.5 - 1.7</w:t>
+            </w:r>
+          </w:p>
+        </w:tc>
+        <w:tc>
+          <w:tcPr>
+            <w:tcW w:type="dxa" w:w="2160"/>
+          </w:tcPr>
+          <w:p>
+            <w:r>
+              <w:rPr>
+                <w:rFonts w:ascii="Times New Roman" w:hAnsi="Times New Roman" w:eastAsia="宋体"/>
+                <w:sz w:val="20"/>
+              </w:rPr>
+              <w:t>色调</w:t>
+            </w:r>
+          </w:p>
+        </w:tc>
+      </w:tr>
+      <w:tr>
+        <w:tc>
+          <w:tcPr>
+            <w:tcW w:type="dxa" w:w="2160"/>
+          </w:tcPr>
+          <w:p>
+            <w:r>
+              <w:rPr>
+                <w:rFonts w:ascii="Times New Roman" w:hAnsi="Times New Roman" w:eastAsia="宋体"/>
+                <w:sz w:val="20"/>
+              </w:rPr>
+              <w:t>12</w:t>
+            </w:r>
+          </w:p>
+        </w:tc>
+        <w:tc>
+          <w:tcPr>
+            <w:tcW w:type="dxa" w:w="2160"/>
+          </w:tcPr>
+          <w:p>
+            <w:r>
+              <w:rPr>
+                <w:rFonts w:ascii="Times New Roman" w:hAnsi="Times New Roman" w:eastAsia="宋体"/>
+                <w:sz w:val="20"/>
+              </w:rPr>
+              <w:t>OD280/OD315</w:t>
+            </w:r>
+          </w:p>
+        </w:tc>
+        <w:tc>
+          <w:tcPr>
+            <w:tcW w:type="dxa" w:w="2160"/>
+          </w:tcPr>
+          <w:p>
+            <w:r>
+              <w:rPr>
+                <w:rFonts w:ascii="Times New Roman" w:hAnsi="Times New Roman" w:eastAsia="宋体"/>
+                <w:sz w:val="20"/>
+              </w:rPr>
+              <w:t>1.3 - 4.0</w:t>
+            </w:r>
+          </w:p>
+        </w:tc>
+        <w:tc>
+          <w:tcPr>
+            <w:tcW w:type="dxa" w:w="2160"/>
+          </w:tcPr>
+          <w:p>
+            <w:r>
+              <w:rPr>
+                <w:rFonts w:ascii="Times New Roman" w:hAnsi="Times New Roman" w:eastAsia="宋体"/>
+                <w:sz w:val="20"/>
+              </w:rPr>
+              <w:t>稀释葡萄酒的OD280/OD315</w:t>
+            </w:r>
+          </w:p>
+        </w:tc>
+      </w:tr>
+      <w:tr>
+        <w:tc>
+          <w:tcPr>
+            <w:tcW w:type="dxa" w:w="2160"/>
+          </w:tcPr>
+          <w:p>
+            <w:r>
+              <w:rPr>
+                <w:rFonts w:ascii="Times New Roman" w:hAnsi="Times New Roman" w:eastAsia="宋体"/>
+                <w:sz w:val="20"/>
+              </w:rPr>
+              <w:t>13</w:t>
+            </w:r>
+          </w:p>
+        </w:tc>
+        <w:tc>
+          <w:tcPr>
+            <w:tcW w:type="dxa" w:w="2160"/>
+          </w:tcPr>
+          <w:p>
+            <w:r>
+              <w:rPr>
+                <w:rFonts w:ascii="Times New Roman" w:hAnsi="Times New Roman" w:eastAsia="宋体"/>
+                <w:sz w:val="20"/>
+              </w:rPr>
+              <w:t>Proline</w:t>
+            </w:r>
+          </w:p>
+        </w:tc>
+        <w:tc>
+          <w:tcPr>
+            <w:tcW w:type="dxa" w:w="2160"/>
+          </w:tcPr>
+          <w:p>
+            <w:r>
+              <w:rPr>
+                <w:rFonts w:ascii="Times New Roman" w:hAnsi="Times New Roman" w:eastAsia="宋体"/>
+                <w:sz w:val="20"/>
+              </w:rPr>
+              <w:t>278 - 1680</w:t>
+            </w:r>
+          </w:p>
+        </w:tc>
+        <w:tc>
+          <w:tcPr>
+            <w:tcW w:type="dxa" w:w="2160"/>
+          </w:tcPr>
+          <w:p>
+            <w:r>
+              <w:rPr>
+                <w:rFonts w:ascii="Times New Roman" w:hAnsi="Times New Roman" w:eastAsia="宋体"/>
+                <w:sz w:val="20"/>
+              </w:rPr>
+              <w:t>脯氨酸含量</w:t>
+            </w:r>
+          </w:p>
+        </w:tc>
+      </w:tr>
+    </w:tbl>
+    <w:p>
+      <w:r>
+        <w:rPr>
+          <w:rFonts w:ascii="Times New Roman" w:hAnsi="Times New Roman" w:eastAsia="宋体"/>
+          <w:sz w:val="22"/>
+        </w:rPr>
+        <w:t>注意：特征之间量纲差异极大，例如 Proline 的范围为 278-1680，而 Hue 仅为 0.5-1.7。这使得归一化在本数据集上非常关键，能够直观展示归一化的必要性。</w:t>
+      </w:r>
+    </w:p>
     <w:p>
       <w:pPr>
         <w:pStyle w:val="Heading2"/>
@@ -442,7 +1298,7 @@
           <w:rFonts w:ascii="Times New Roman" w:hAnsi="Times New Roman" w:eastAsia="宋体"/>
           <w:sz w:val="22"/>
         </w:rPr>
-        <w:t>(1) 聚类评估变量 a, b, c, d 的定义：</w:t>
+        <w:t>(1) 聚类评估变量 a, b, c, d：</w:t>
       </w:r>
     </w:p>
     <w:p>
@@ -451,7 +1307,7 @@
           <w:rFonts w:ascii="Times New Roman" w:hAnsi="Times New Roman" w:eastAsia="宋体"/>
           <w:sz w:val="22"/>
         </w:rPr>
-        <w:t xml:space="preserve">  a = |SS|: 在预测簇 C 中同簇且在真实簇 C* 中同簇的样本对数;</w:t>
+        <w:t xml:space="preserve">  a = |SS|: 预测同簇 &amp; 真实同簇; b = |SD|: 预测同簇 &amp; 真实不同簇;</w:t>
       </w:r>
     </w:p>
     <w:p>
@@ -460,25 +1316,7 @@
           <w:rFonts w:ascii="Times New Roman" w:hAnsi="Times New Roman" w:eastAsia="宋体"/>
           <w:sz w:val="22"/>
         </w:rPr>
-        <w:t xml:space="preserve">  b = |SD|: 在 C 中同簇但在 C* 中不同簇的样本对数;</w:t>
-      </w:r>
-    </w:p>
-    <w:p>
-      <w:r>
-        <w:rPr>
-          <w:rFonts w:ascii="Times New Roman" w:hAnsi="Times New Roman" w:eastAsia="宋体"/>
-          <w:sz w:val="22"/>
-        </w:rPr>
-        <w:t xml:space="preserve">  c = |DS|: 在 C 中不同簇但在 C* 中同簇的样本对数;</w:t>
-      </w:r>
-    </w:p>
-    <w:p>
-      <w:r>
-        <w:rPr>
-          <w:rFonts w:ascii="Times New Roman" w:hAnsi="Times New Roman" w:eastAsia="宋体"/>
-          <w:sz w:val="22"/>
-        </w:rPr>
-        <w:t xml:space="preserve">  d = |DD|: 在 C 中不同簇且在 C* 中不同簇的样本对数。</w:t>
+        <w:t xml:space="preserve">  c = |DS|: 预测不同簇 &amp; 真实同簇; d = |DD|: 预测不同簇 &amp; 真实不同簇。</w:t>
       </w:r>
     </w:p>
     <w:p>
@@ -514,7 +1352,7 @@
           <w:rFonts w:ascii="Times New Roman" w:hAnsi="Times New Roman" w:eastAsia="宋体"/>
           <w:sz w:val="22"/>
         </w:rPr>
-        <w:t>(5) 闵可夫斯基距离: dist(x_i, x_j) = (sum_{u=1}^{n} |x_{iu} - x_{ju}|^p)^{1/p}</w:t>
+        <w:t>(5) 闵可夫斯基距离: dist(x_i, x_j) = (sum|x_{iu} - x_{ju}|^p)^{1/p}, p=1 曼哈顿, p=2 欧氏</w:t>
       </w:r>
     </w:p>
     <w:p>
@@ -523,7 +1361,7 @@
           <w:rFonts w:ascii="Times New Roman" w:hAnsi="Times New Roman" w:eastAsia="宋体"/>
           <w:sz w:val="22"/>
         </w:rPr>
-        <w:t xml:space="preserve">   当 p=1 为曼哈顿距离, p=2 为欧氏距离。</w:t>
+        <w:t>(6) DBI = (1/k) * sum_{i=1}^{k} max_{j!=i} (avg(C_i) + avg(C_j)) / d_cen(mu_i, mu_j), 越小越好</w:t>
       </w:r>
     </w:p>
     <w:p>
@@ -532,7 +1370,7 @@
           <w:rFonts w:ascii="Times New Roman" w:hAnsi="Times New Roman" w:eastAsia="宋体"/>
           <w:sz w:val="22"/>
         </w:rPr>
-        <w:t>(6) Davies-Bouldin 指数:</w:t>
+        <w:t>(7) VDM_p(a, b) = sum_{i=1}^{k} |m_{u,a,i}/m_{u,a} - m_{u,b,i}/m_{u,b}|^p</w:t>
       </w:r>
     </w:p>
     <w:p>
@@ -541,7 +1379,7 @@
           <w:rFonts w:ascii="Times New Roman" w:hAnsi="Times New Roman" w:eastAsia="宋体"/>
           <w:sz w:val="22"/>
         </w:rPr>
-        <w:t xml:space="preserve">   DBI = (1/k) * sum_{i=1}^{k} max_{j!=i} (avg(C_i) + avg(C_j)) / d_cen(mu_i, mu_j)</w:t>
+        <w:t>(8) MinkovDM_p: 连续属性用闵可夫斯基 + 无序属性用 VDM</w:t>
       </w:r>
     </w:p>
     <w:p>
@@ -550,34 +1388,7 @@
           <w:rFonts w:ascii="Times New Roman" w:hAnsi="Times New Roman" w:eastAsia="宋体"/>
           <w:sz w:val="22"/>
         </w:rPr>
-        <w:t xml:space="preserve">   其中 avg(C) 为簇内样本间平均距离, d_cen 为簇中心间距离, DBI 越小越好。</w:t>
-      </w:r>
-    </w:p>
-    <w:p>
-      <w:r>
-        <w:rPr>
-          <w:rFonts w:ascii="Times New Roman" w:hAnsi="Times New Roman" w:eastAsia="宋体"/>
-          <w:sz w:val="22"/>
-        </w:rPr>
-        <w:t>(7) VDM 距离: VDM_p(a, b) = sum_{i=1}^{k} |m_{u,a,i}/m_{u,a} - m_{u,b,i}/m_{u,b}|^p</w:t>
-      </w:r>
-    </w:p>
-    <w:p>
-      <w:r>
-        <w:rPr>
-          <w:rFonts w:ascii="Times New Roman" w:hAnsi="Times New Roman" w:eastAsia="宋体"/>
-          <w:sz w:val="22"/>
-        </w:rPr>
-        <w:t>(8) MinkovDMp: MinkovDM_p(x_i, x_j) = (sum_{u=1}^{n_c}|x_{iu}-x_{ju}|^p + sum_{u=n_c+1}^{n} VDM_p(x_{iu}, x_{ju}))^{1/p}</w:t>
-      </w:r>
-    </w:p>
-    <w:p>
-      <w:r>
-        <w:rPr>
-          <w:rFonts w:ascii="Times New Roman" w:hAnsi="Times New Roman" w:eastAsia="宋体"/>
-          <w:sz w:val="22"/>
-        </w:rPr>
-        <w:t>(9) Min-Max 归一化: x' = (x - x_min) / (x_max - x_min), 将每个特征缩放到 [0, 1] 区间。</w:t>
+        <w:t>(9) Min-Max 归一化: x' = (x - x_min) / (x_max - x_min)</w:t>
       </w:r>
     </w:p>
     <w:p>
@@ -610,7 +1421,7 @@
           <w:rFonts w:ascii="Times New Roman" w:hAnsi="Times New Roman" w:eastAsia="宋体"/>
           <w:sz w:val="22"/>
         </w:rPr>
-        <w:t>对 Iris 数据集分别使用 K-Means (k=3) 和 DBSCAN (eps=0.35, min_samples=5) 进行聚类，与真实标签对比计算 a, b, c, d。</w:t>
+        <w:t>对 Wine 数据集分别使用 K-Means (k=3) 和 DBSCAN (eps=0.48, min_samples=5) 进行聚类，与真实标签对比计算 a, b, c, d。</w:t>
       </w:r>
     </w:p>
     <w:p>
@@ -619,7 +1430,7 @@
           <w:rFonts w:ascii="Times New Roman" w:hAnsi="Times New Roman" w:eastAsia="宋体"/>
           <w:sz w:val="22"/>
         </w:rPr>
-        <w:t>表 2  K-Means 与 DBSCAN 的 a, b, c, d 计算结果</w:t>
+        <w:t>表 3  K-Means 与 DBSCAN 的 a, b, c, d 计算结果</w:t>
       </w:r>
     </w:p>
     <w:tbl>
@@ -721,7 +1532,7 @@
                 <w:rFonts w:ascii="Times New Roman" w:hAnsi="Times New Roman" w:eastAsia="宋体"/>
                 <w:sz w:val="20"/>
               </w:rPr>
-              <w:t>3030</w:t>
+              <w:t>4752</w:t>
             </w:r>
           </w:p>
         </w:tc>
@@ -735,7 +1546,7 @@
                 <w:rFonts w:ascii="Times New Roman" w:hAnsi="Times New Roman" w:eastAsia="宋体"/>
                 <w:sz w:val="20"/>
               </w:rPr>
-              <w:t>3675</w:t>
+              <w:t>3792</w:t>
             </w:r>
           </w:p>
         </w:tc>
@@ -779,7 +1590,7 @@
                 <w:rFonts w:ascii="Times New Roman" w:hAnsi="Times New Roman" w:eastAsia="宋体"/>
                 <w:sz w:val="20"/>
               </w:rPr>
-              <w:t>766</w:t>
+              <w:t>454</w:t>
             </w:r>
           </w:p>
         </w:tc>
@@ -793,7 +1604,7 @@
                 <w:rFonts w:ascii="Times New Roman" w:hAnsi="Times New Roman" w:eastAsia="宋体"/>
                 <w:sz w:val="20"/>
               </w:rPr>
-              <w:t>2500</w:t>
+              <w:t>2557</w:t>
             </w:r>
           </w:p>
         </w:tc>
@@ -837,7 +1648,7 @@
                 <w:rFonts w:ascii="Times New Roman" w:hAnsi="Times New Roman" w:eastAsia="宋体"/>
                 <w:sz w:val="20"/>
               </w:rPr>
-              <w:t>645</w:t>
+              <w:t>572</w:t>
             </w:r>
           </w:p>
         </w:tc>
@@ -851,7 +1662,7 @@
                 <w:rFonts w:ascii="Times New Roman" w:hAnsi="Times New Roman" w:eastAsia="宋体"/>
                 <w:sz w:val="20"/>
               </w:rPr>
-              <w:t>0</w:t>
+              <w:t>1532</w:t>
             </w:r>
           </w:p>
         </w:tc>
@@ -895,7 +1706,7 @@
                 <w:rFonts w:ascii="Times New Roman" w:hAnsi="Times New Roman" w:eastAsia="宋体"/>
                 <w:sz w:val="20"/>
               </w:rPr>
-              <w:t>6734</w:t>
+              <w:t>9975</w:t>
             </w:r>
           </w:p>
         </w:tc>
@@ -909,7 +1720,7 @@
                 <w:rFonts w:ascii="Times New Roman" w:hAnsi="Times New Roman" w:eastAsia="宋体"/>
                 <w:sz w:val="20"/>
               </w:rPr>
-              <w:t>5000</w:t>
+              <w:t>7872</w:t>
             </w:r>
           </w:p>
         </w:tc>
@@ -953,7 +1764,7 @@
                 <w:rFonts w:ascii="Times New Roman" w:hAnsi="Times New Roman" w:eastAsia="宋体"/>
                 <w:sz w:val="20"/>
               </w:rPr>
-              <w:t>11175</w:t>
+              <w:t>15753</w:t>
             </w:r>
           </w:p>
         </w:tc>
@@ -967,7 +1778,7 @@
                 <w:rFonts w:ascii="Times New Roman" w:hAnsi="Times New Roman" w:eastAsia="宋体"/>
                 <w:sz w:val="20"/>
               </w:rPr>
-              <w:t>11175</w:t>
+              <w:t>15753</w:t>
             </w:r>
           </w:p>
         </w:tc>
@@ -981,7 +1792,7 @@
                 <w:rFonts w:ascii="Times New Roman" w:hAnsi="Times New Roman" w:eastAsia="宋体"/>
                 <w:sz w:val="20"/>
               </w:rPr>
-              <w:t>C(150,2) = 11175</w:t>
+              <w:t>C(178,2) = 15753</w:t>
             </w:r>
           </w:p>
         </w:tc>
@@ -993,14 +1804,14 @@
           <w:rFonts w:ascii="Times New Roman" w:hAnsi="Times New Roman" w:eastAsia="宋体"/>
           <w:sz w:val="22"/>
         </w:rPr>
-        <w:t>图 1  K-Means 与 DBSCAN 的 a, b, c, d 分布饼图</w:t>
+        <w:t>图 1  K-Means 与 DBSCAN 的 a, b, c, d 分布环形图</w:t>
       </w:r>
     </w:p>
     <w:p>
       <w:r>
         <w:drawing>
           <wp:inline xmlns:a="http://schemas.openxmlformats.org/drawingml/2006/main" xmlns:pic="http://schemas.openxmlformats.org/drawingml/2006/picture">
-            <wp:extent cx="5029200" cy="2410883"/>
+            <wp:extent cx="5029200" cy="2413931"/>
             <wp:docPr id="1" name="Picture 1"/>
             <wp:cNvGraphicFramePr>
               <a:graphicFrameLocks noChangeAspect="1"/>
@@ -1021,7 +1832,7 @@
                   <pic:spPr>
                     <a:xfrm>
                       <a:off x="0" y="0"/>
-                      <a:ext cx="5029200" cy="2410883"/>
+                      <a:ext cx="5029200" cy="2413931"/>
                     </a:xfrm>
                     <a:prstGeom prst="rect"/>
                   </pic:spPr>
@@ -1038,7 +1849,7 @@
           <w:rFonts w:ascii="Times New Roman" w:hAnsi="Times New Roman" w:eastAsia="宋体"/>
           <w:sz w:val="22"/>
         </w:rPr>
-        <w:t>分析：K-Means 的 a (SS) 占比 27.1%，d (DD) 占比 60.3%，说明大部分样本对都被正确分离或正确聚合。DBSCAN 的 c (DS) = 0，表明 DBSCAN 没有将真实同簇的样本分到不同簇（即没有"遗漏"），但 b (SD) 较大，说明 DBSCAN 将原本不同类的样本合并到了同一簇中。</w:t>
+        <w:t>分析：K-Means 的 a (SS) 占比 30.2%，d (DD) 占比 63.3%，说明绝大部分样本对被正确聚合或正确分离，错误对 (b+c) 仅占 6.5%。DBSCAN 由于只找到 2 个簇且有 34 个噪声点，b (SD) 显著增大至 16.2%，表明大量不同类的样本被错误合并。</w:t>
       </w:r>
     </w:p>
     <w:p>
@@ -1068,7 +1879,7 @@
           <w:rFonts w:ascii="Times New Roman" w:hAnsi="Times New Roman" w:eastAsia="宋体"/>
           <w:sz w:val="22"/>
         </w:rPr>
-        <w:t>表 3  距离函数计算结果</w:t>
+        <w:t>表 4  距离函数计算结果</w:t>
       </w:r>
     </w:p>
     <w:tbl>
@@ -1268,7 +2079,7 @@
           <w:rFonts w:ascii="Times New Roman" w:hAnsi="Times New Roman" w:eastAsia="宋体"/>
           <w:sz w:val="22"/>
         </w:rPr>
-        <w:t>图 2  Iris 数据集前 30 个样本的距离矩阵热力图 (欧氏距离 vs 曼哈顿距离)</w:t>
+        <w:t>图 2  Wine 数据集前 30 个样本的距离矩阵热力图</w:t>
       </w:r>
     </w:p>
     <w:p>
@@ -1313,7 +2124,7 @@
           <w:rFonts w:ascii="Times New Roman" w:hAnsi="Times New Roman" w:eastAsia="宋体"/>
           <w:sz w:val="22"/>
         </w:rPr>
-        <w:t>分析：从热力图可以看出，两种距离度量的整体模式一致（对角线为 0，类内距离小、类间距离大），但曼哈顿距离的绝对数值普遍大于欧氏距离，因为曼哈顿距离是各维差值的线性求和，而欧氏距离是平方和开根号，会"平滑"掉部分差异。</w:t>
+        <w:t>分析：热力图清楚地展示了样本间的距离结构。对角线为 0（自身距离），同类样本（前 30 个属于品种 0）之间距离较小（暗色），与不同品种样本的距离较大（亮色）。曼哈顿距离由于对各维度差值线性求和，绝对数值更大。</w:t>
       </w:r>
     </w:p>
     <w:p>
@@ -1334,16 +2145,7 @@
           <w:rFonts w:ascii="Times New Roman" w:hAnsi="Times New Roman" w:eastAsia="宋体"/>
           <w:sz w:val="22"/>
         </w:rPr>
-        <w:t>Davies-Bouldin 指数是内部评估指标，不依赖真实标签，仅依据簇内紧密度和簇间分离度计算。DBI 越小表示聚类质量越好。</w:t>
-      </w:r>
-    </w:p>
-    <w:p>
-      <w:r>
-        <w:rPr>
-          <w:rFonts w:ascii="Times New Roman" w:hAnsi="Times New Roman" w:eastAsia="宋体"/>
-          <w:sz w:val="22"/>
-        </w:rPr>
-        <w:t>表 4  两种算法的 DBI 对比</w:t>
+        <w:t>表 5  两种算法的 DBI 对比</w:t>
       </w:r>
     </w:p>
     <w:tbl>
@@ -1429,7 +2231,7 @@
                 <w:rFonts w:ascii="Times New Roman" w:hAnsi="Times New Roman" w:eastAsia="宋体"/>
                 <w:sz w:val="20"/>
               </w:rPr>
-              <w:t>1.0805</w:t>
+              <w:t>1.8782</w:t>
             </w:r>
           </w:p>
         </w:tc>
@@ -1443,7 +2245,7 @@
                 <w:rFonts w:ascii="Times New Roman" w:hAnsi="Times New Roman" w:eastAsia="宋体"/>
                 <w:sz w:val="20"/>
               </w:rPr>
-              <w:t>较高, 簇间分离度有待提升</w:t>
+              <w:t>簇间分离度和簇内紧密度适中</w:t>
             </w:r>
           </w:p>
         </w:tc>
@@ -1459,7 +2261,7 @@
                 <w:rFonts w:ascii="Times New Roman" w:hAnsi="Times New Roman" w:eastAsia="宋体"/>
                 <w:sz w:val="20"/>
               </w:rPr>
-              <w:t>DBSCAN (eps=0.35)</w:t>
+              <w:t>DBSCAN (eps=0.48)</w:t>
             </w:r>
           </w:p>
         </w:tc>
@@ -1473,7 +2275,7 @@
                 <w:rFonts w:ascii="Times New Roman" w:hAnsi="Times New Roman" w:eastAsia="宋体"/>
                 <w:sz w:val="20"/>
               </w:rPr>
-              <w:t>0.6907</w:t>
+              <w:t>1.5614</w:t>
             </w:r>
           </w:p>
         </w:tc>
@@ -1487,7 +2289,7 @@
                 <w:rFonts w:ascii="Times New Roman" w:hAnsi="Times New Roman" w:eastAsia="宋体"/>
                 <w:sz w:val="20"/>
               </w:rPr>
-              <w:t>较低, 簇内更紧密或簇间更分离</w:t>
+              <w:t>DBI 较低, 但仅有 2 个簇</w:t>
             </w:r>
           </w:p>
         </w:tc>
@@ -1499,7 +2301,7 @@
           <w:rFonts w:ascii="Times New Roman" w:hAnsi="Times New Roman" w:eastAsia="宋体"/>
           <w:sz w:val="22"/>
         </w:rPr>
-        <w:t>分析：DBSCAN 的 DBI 更低，表明从簇的紧密度/分离度角度看 DBSCAN 找到的簇结构更好。但需注意 DBSCAN 只找到了 2 个簇（将 Versicolor 和 Virginica 合并），导致簇间距离增大、DBI 下降。这提示 DBI 需要结合外部指标一起分析。</w:t>
+        <w:t>分析：DBSCAN 的 DBI 较低（1.56 vs 1.88），但这是因为它只发现 2 个簇（合并了两类），簇间距离自然增大。结合外部指标可以看出，DBI 较低并不意味着聚类效果更好，需综合评估。</w:t>
       </w:r>
     </w:p>
     <w:p>
@@ -1520,7 +2322,7 @@
           <w:rFonts w:ascii="Times New Roman" w:hAnsi="Times New Roman" w:eastAsia="宋体"/>
           <w:sz w:val="22"/>
         </w:rPr>
-        <w:t>VDM 用于处理无序属性（如颜色、性别等离散值），其核心思想是：如果两个离散值在各簇中的条件分布相似，则它们的距离小。MinkovDMp 将连续属性的闵可夫斯基距离与无序属性的 VDM 距离统一到同一框架。</w:t>
+        <w:t>VDM 用于处理无序属性，MinkovDMp 将连续属性闵可夫斯基距离与无序属性 VDM 统一到同一框架。</w:t>
       </w:r>
     </w:p>
     <w:p>
@@ -1529,46 +2331,7 @@
           <w:rFonts w:ascii="Times New Roman" w:hAnsi="Times New Roman" w:eastAsia="宋体"/>
           <w:sz w:val="22"/>
         </w:rPr>
-        <w:t>本实验使用自构造的混合属性数据（前 2 列为连续、后 2 列为无序）进行验证：</w:t>
-      </w:r>
-    </w:p>
-    <w:p>
-      <w:r>
-        <w:rPr>
-          <w:rFonts w:ascii="Consolas" w:hAnsi="Consolas" w:eastAsia="宋体"/>
-          <w:sz w:val="18"/>
-        </w:rPr>
-        <w:t>demo_X = [[1.0, 2.0, 0, 1],</w:t>
-        <w:br/>
-        <w:t xml:space="preserve">          [1.5, 2.5, 1, 0],</w:t>
-        <w:br/>
-        <w:t xml:space="preserve">          [3.0, 4.0, 0, 1],</w:t>
-        <w:br/>
-        <w:t xml:space="preserve">          [3.5, 4.5, 1, 0],</w:t>
-        <w:br/>
-        <w:t xml:space="preserve">          [5.0, 6.0, 0, 0],</w:t>
-        <w:br/>
-        <w:t xml:space="preserve">          [5.5, 6.5, 1, 1]]</w:t>
-        <w:br/>
-        <w:t>labels = [0, 0, 1, 1, 2, 2]</w:t>
-      </w:r>
-    </w:p>
-    <w:p>
-      <w:r>
-        <w:rPr>
-          <w:rFonts w:ascii="Times New Roman" w:hAnsi="Times New Roman" w:eastAsia="宋体"/>
-          <w:sz w:val="22"/>
-        </w:rPr>
-        <w:t>MinkovDM_2(x_0, x_2) = 2.8284</w:t>
-      </w:r>
-    </w:p>
-    <w:p>
-      <w:r>
-        <w:rPr>
-          <w:rFonts w:ascii="Times New Roman" w:hAnsi="Times New Roman" w:eastAsia="宋体"/>
-          <w:sz w:val="22"/>
-        </w:rPr>
-        <w:t>该值综合考虑了连续属性的欧氏距离和无序属性的 VDM 距离，验证了混合距离公式的正确性。</w:t>
+        <w:t>使用自构造混合属性数据验证：MinkovDM_2(x_0, x_2) = 2.8284，综合了连续与无序属性的距离。</w:t>
       </w:r>
     </w:p>
     <w:p>
@@ -1589,7 +2352,7 @@
           <w:rFonts w:ascii="Times New Roman" w:hAnsi="Times New Roman" w:eastAsia="宋体"/>
           <w:sz w:val="22"/>
         </w:rPr>
-        <w:t>归一化的定义：归一化是将不同量纲、不同取值范围的特征变换到统一尺度的过程。</w:t>
+        <w:t>归一化的定义：将不同量纲、不同取值范围的特征变换到统一尺度的过程。</w:t>
       </w:r>
     </w:p>
     <w:p>
@@ -1607,7 +2370,7 @@
           <w:rFonts w:ascii="Times New Roman" w:hAnsi="Times New Roman" w:eastAsia="宋体"/>
           <w:sz w:val="22"/>
         </w:rPr>
-        <w:t xml:space="preserve">  (1) 消除量纲差异：不同特征的取值范围可能差异很大（如身高以厘米计、体重以千克计），直接使用会导致取值范围大的特征在距离计算中主导结果；</w:t>
+        <w:t xml:space="preserve">  (1) Wine 数据集量纲差异巨大：Proline 范围 [278, 1680]，而 Hue 仅为 [0.48, 1.71]，相差近 1000 倍。不归一化时 Proline 会完全主导距离计算；</w:t>
       </w:r>
     </w:p>
     <w:p>
@@ -1616,7 +2379,7 @@
           <w:rFonts w:ascii="Times New Roman" w:hAnsi="Times New Roman" w:eastAsia="宋体"/>
           <w:sz w:val="22"/>
         </w:rPr>
-        <w:t xml:space="preserve">  (2) 加速收敛：K-Means 等基于距离的算法在归一化后收敛更快；</w:t>
+        <w:t xml:space="preserve">  (2) K-Means 等基于距离的算法在归一化后收敛更快、聚类质量更高；</w:t>
       </w:r>
     </w:p>
     <w:p>
@@ -1625,7 +2388,7 @@
           <w:rFonts w:ascii="Times New Roman" w:hAnsi="Times New Roman" w:eastAsia="宋体"/>
           <w:sz w:val="22"/>
         </w:rPr>
-        <w:t xml:space="preserve">  (3) 提高聚类质量：避免某些特征因量纲大而对聚类结果产生不合理的主导影响。</w:t>
+        <w:t xml:space="preserve">  (3) 使各特征对聚类的贡献更加公平均衡。</w:t>
       </w:r>
     </w:p>
     <w:p>
@@ -1643,7 +2406,7 @@
           <w:rFonts w:ascii="Times New Roman" w:hAnsi="Times New Roman" w:eastAsia="宋体"/>
           <w:sz w:val="22"/>
         </w:rPr>
-        <w:t>表 5  归一化前后的特征统计对比</w:t>
+        <w:t>表 6  归一化前后的特征统计对比（选取 4 个量纲差异大的特征）</w:t>
       </w:r>
     </w:p>
     <w:tbl>
@@ -1747,7 +2510,7 @@
                 <w:rFonts w:ascii="Times New Roman" w:hAnsi="Times New Roman" w:eastAsia="宋体"/>
                 <w:sz w:val="20"/>
               </w:rPr>
-              <w:t>Sepal Length</w:t>
+              <w:t>Alcohol</w:t>
             </w:r>
           </w:p>
         </w:tc>
@@ -1761,7 +2524,7 @@
                 <w:rFonts w:ascii="Times New Roman" w:hAnsi="Times New Roman" w:eastAsia="宋体"/>
                 <w:sz w:val="20"/>
               </w:rPr>
-              <w:t>5.843</w:t>
+              <w:t>13.00</w:t>
             </w:r>
           </w:p>
         </w:tc>
@@ -1775,7 +2538,7 @@
                 <w:rFonts w:ascii="Times New Roman" w:hAnsi="Times New Roman" w:eastAsia="宋体"/>
                 <w:sz w:val="20"/>
               </w:rPr>
-              <w:t>[4.3, 7.9]</w:t>
+              <w:t>[11.0, 14.8]</w:t>
             </w:r>
           </w:p>
         </w:tc>
@@ -1789,7 +2552,7 @@
                 <w:rFonts w:ascii="Times New Roman" w:hAnsi="Times New Roman" w:eastAsia="宋体"/>
                 <w:sz w:val="20"/>
               </w:rPr>
-              <w:t>0.429</w:t>
+              <w:t>0.519</w:t>
             </w:r>
           </w:p>
         </w:tc>
@@ -1819,7 +2582,7 @@
                 <w:rFonts w:ascii="Times New Roman" w:hAnsi="Times New Roman" w:eastAsia="宋体"/>
                 <w:sz w:val="20"/>
               </w:rPr>
-              <w:t>Sepal Width</w:t>
+              <w:t>Malic Acid</w:t>
             </w:r>
           </w:p>
         </w:tc>
@@ -1833,7 +2596,7 @@
                 <w:rFonts w:ascii="Times New Roman" w:hAnsi="Times New Roman" w:eastAsia="宋体"/>
                 <w:sz w:val="20"/>
               </w:rPr>
-              <w:t>3.057</w:t>
+              <w:t>2.34</w:t>
             </w:r>
           </w:p>
         </w:tc>
@@ -1847,7 +2610,7 @@
                 <w:rFonts w:ascii="Times New Roman" w:hAnsi="Times New Roman" w:eastAsia="宋体"/>
                 <w:sz w:val="20"/>
               </w:rPr>
-              <w:t>[2.0, 4.4]</w:t>
+              <w:t>[0.7, 5.8]</w:t>
             </w:r>
           </w:p>
         </w:tc>
@@ -1861,7 +2624,7 @@
                 <w:rFonts w:ascii="Times New Roman" w:hAnsi="Times New Roman" w:eastAsia="宋体"/>
                 <w:sz w:val="20"/>
               </w:rPr>
-              <w:t>0.441</w:t>
+              <w:t>0.315</w:t>
             </w:r>
           </w:p>
         </w:tc>
@@ -1891,7 +2654,7 @@
                 <w:rFonts w:ascii="Times New Roman" w:hAnsi="Times New Roman" w:eastAsia="宋体"/>
                 <w:sz w:val="20"/>
               </w:rPr>
-              <w:t>Petal Length</w:t>
+              <w:t>Flavanoids</w:t>
             </w:r>
           </w:p>
         </w:tc>
@@ -1905,7 +2668,7 @@
                 <w:rFonts w:ascii="Times New Roman" w:hAnsi="Times New Roman" w:eastAsia="宋体"/>
                 <w:sz w:val="20"/>
               </w:rPr>
-              <w:t>3.758</w:t>
+              <w:t>2.03</w:t>
             </w:r>
           </w:p>
         </w:tc>
@@ -1919,7 +2682,7 @@
                 <w:rFonts w:ascii="Times New Roman" w:hAnsi="Times New Roman" w:eastAsia="宋体"/>
                 <w:sz w:val="20"/>
               </w:rPr>
-              <w:t>[1.0, 6.9]</w:t>
+              <w:t>[0.3, 5.1]</w:t>
             </w:r>
           </w:p>
         </w:tc>
@@ -1933,7 +2696,7 @@
                 <w:rFonts w:ascii="Times New Roman" w:hAnsi="Times New Roman" w:eastAsia="宋体"/>
                 <w:sz w:val="20"/>
               </w:rPr>
-              <w:t>0.467</w:t>
+              <w:t>0.356</w:t>
             </w:r>
           </w:p>
         </w:tc>
@@ -1963,7 +2726,7 @@
                 <w:rFonts w:ascii="Times New Roman" w:hAnsi="Times New Roman" w:eastAsia="宋体"/>
                 <w:sz w:val="20"/>
               </w:rPr>
-              <w:t>Petal Width</w:t>
+              <w:t>Proline</w:t>
             </w:r>
           </w:p>
         </w:tc>
@@ -1977,7 +2740,7 @@
                 <w:rFonts w:ascii="Times New Roman" w:hAnsi="Times New Roman" w:eastAsia="宋体"/>
                 <w:sz w:val="20"/>
               </w:rPr>
-              <w:t>1.199</w:t>
+              <w:t>746.89</w:t>
             </w:r>
           </w:p>
         </w:tc>
@@ -1991,7 +2754,7 @@
                 <w:rFonts w:ascii="Times New Roman" w:hAnsi="Times New Roman" w:eastAsia="宋体"/>
                 <w:sz w:val="20"/>
               </w:rPr>
-              <w:t>[0.1, 2.5]</w:t>
+              <w:t>[278, 1680]</w:t>
             </w:r>
           </w:p>
         </w:tc>
@@ -2005,7 +2768,7 @@
                 <w:rFonts w:ascii="Times New Roman" w:hAnsi="Times New Roman" w:eastAsia="宋体"/>
                 <w:sz w:val="20"/>
               </w:rPr>
-              <w:t>0.458</w:t>
+              <w:t>0.334</w:t>
             </w:r>
           </w:p>
         </w:tc>
@@ -2031,7 +2794,7 @@
           <w:rFonts w:ascii="Times New Roman" w:hAnsi="Times New Roman" w:eastAsia="宋体"/>
           <w:sz w:val="22"/>
         </w:rPr>
-        <w:t>图 3  归一化前后特征分布箱线图对比</w:t>
+        <w:t>图 3  归一化前后特征分布对比（violin + box plot）</w:t>
       </w:r>
     </w:p>
     <w:p>
@@ -2076,7 +2839,7 @@
           <w:rFonts w:ascii="Times New Roman" w:hAnsi="Times New Roman" w:eastAsia="宋体"/>
           <w:sz w:val="22"/>
         </w:rPr>
-        <w:t>分析：归一化前，Sepal Length 的取值范围约 [4.3, 7.9]，而 Petal Width 仅为 [0.1, 2.5]，量纲差异显著。归一化后所有特征统一到 [0, 1] 范围，各特征对距离计算的贡献更加均衡。</w:t>
+        <w:t>分析：归一化前（左图）Proline 的取值范围高达 278-1680，完全压缩了 Alcohol (11-15)、Malic Acid (0.7-5.8)、Flavanoids (0.3-5.1) 的视觉空间。这意味着未归一化时距离计算几乎完全由 Proline 决定，其他特征的信息被淹没。归一化后（右图）所有特征统一到 [0, 1]，各特征的分布形态得以清晰呈现。</w:t>
       </w:r>
     </w:p>
     <w:p>
@@ -2097,7 +2860,7 @@
           <w:rFonts w:ascii="Times New Roman" w:hAnsi="Times New Roman" w:eastAsia="宋体"/>
           <w:sz w:val="22"/>
         </w:rPr>
-        <w:t>表 6  K-Means 与 DBSCAN 全部性能指标汇总</w:t>
+        <w:t>表 7  K-Means 与 DBSCAN 全部性能指标汇总</w:t>
       </w:r>
     </w:p>
     <w:tbl>
@@ -2229,7 +2992,7 @@
                 <w:rFonts w:ascii="Times New Roman" w:hAnsi="Times New Roman" w:eastAsia="宋体"/>
                 <w:sz w:val="20"/>
               </w:rPr>
-              <w:t>2</w:t>
+              <w:t>2 (+34 noise)</w:t>
             </w:r>
           </w:p>
         </w:tc>
@@ -2287,7 +3050,7 @@
                 <w:rFonts w:ascii="Times New Roman" w:hAnsi="Times New Roman" w:eastAsia="宋体"/>
                 <w:sz w:val="20"/>
               </w:rPr>
-              <w:t>0.6823</w:t>
+              <w:t>0.8224</w:t>
             </w:r>
           </w:p>
         </w:tc>
@@ -2301,7 +3064,7 @@
                 <w:rFonts w:ascii="Times New Roman" w:hAnsi="Times New Roman" w:eastAsia="宋体"/>
                 <w:sz w:val="20"/>
               </w:rPr>
-              <w:t>0.5951</w:t>
+              <w:t>0.4812</w:t>
             </w:r>
           </w:p>
         </w:tc>
@@ -2359,7 +3122,7 @@
                 <w:rFonts w:ascii="Times New Roman" w:hAnsi="Times New Roman" w:eastAsia="宋体"/>
                 <w:sz w:val="20"/>
               </w:rPr>
-              <w:t>0.8112</w:t>
+              <w:t>0.9026</w:t>
             </w:r>
           </w:p>
         </w:tc>
@@ -2373,7 +3136,7 @@
                 <w:rFonts w:ascii="Times New Roman" w:hAnsi="Times New Roman" w:eastAsia="宋体"/>
                 <w:sz w:val="20"/>
               </w:rPr>
-              <w:t>0.7715</w:t>
+              <w:t>0.6522</w:t>
             </w:r>
           </w:p>
         </w:tc>
@@ -2431,7 +3194,7 @@
                 <w:rFonts w:ascii="Times New Roman" w:hAnsi="Times New Roman" w:eastAsia="宋体"/>
                 <w:sz w:val="20"/>
               </w:rPr>
-              <w:t>0.8737</w:t>
+              <w:t>0.9349</w:t>
             </w:r>
           </w:p>
         </w:tc>
@@ -2445,7 +3208,7 @@
                 <w:rFonts w:ascii="Times New Roman" w:hAnsi="Times New Roman" w:eastAsia="宋体"/>
                 <w:sz w:val="20"/>
               </w:rPr>
-              <w:t>0.7763</w:t>
+              <w:t>0.7404</w:t>
             </w:r>
           </w:p>
         </w:tc>
@@ -2503,7 +3266,7 @@
                 <w:rFonts w:ascii="Times New Roman" w:hAnsi="Times New Roman" w:eastAsia="宋体"/>
                 <w:sz w:val="20"/>
               </w:rPr>
-              <w:t>1.0805</w:t>
+              <w:t>1.8782</w:t>
             </w:r>
           </w:p>
         </w:tc>
@@ -2517,7 +3280,7 @@
                 <w:rFonts w:ascii="Times New Roman" w:hAnsi="Times New Roman" w:eastAsia="宋体"/>
                 <w:sz w:val="20"/>
               </w:rPr>
-              <w:t>0.6907</w:t>
+              <w:t>1.5614</w:t>
             </w:r>
           </w:p>
         </w:tc>
@@ -2557,7 +3320,7 @@
           <w:rFonts w:ascii="Times New Roman" w:hAnsi="Times New Roman" w:eastAsia="宋体"/>
           <w:sz w:val="22"/>
         </w:rPr>
-        <w:t>图 4  PCA 降维后的聚类结果可视化 (真实标签 vs K-Means vs DBSCAN)</w:t>
+        <w:t>图 4  PCA 降维后的聚类结果可视化</w:t>
       </w:r>
     </w:p>
     <w:p>
@@ -2602,7 +3365,7 @@
           <w:rFonts w:ascii="Times New Roman" w:hAnsi="Times New Roman" w:eastAsia="宋体"/>
           <w:sz w:val="22"/>
         </w:rPr>
-        <w:t>分析：从 PCA 二维投影可以看出：</w:t>
+        <w:t>分析：</w:t>
       </w:r>
     </w:p>
     <w:p>
@@ -2611,7 +3374,7 @@
           <w:rFonts w:ascii="Times New Roman" w:hAnsi="Times New Roman" w:eastAsia="宋体"/>
           <w:sz w:val="22"/>
         </w:rPr>
-        <w:t xml:space="preserve">  (1) K-Means 将数据划分为 3 个簇，簇的形状与真实标签非常接近，仅在 Versicolor 和 Virginica 的交界区域存在少量错误分配；</w:t>
+        <w:t xml:space="preserve">  (1) K-Means 将 178 个样本划分为 3 个簇，与真实标签高度吻合（JC=0.822），仅在品种 1 和品种 2 的边界存在少量错分；</w:t>
       </w:r>
     </w:p>
     <w:p>
@@ -2620,7 +3383,7 @@
           <w:rFonts w:ascii="Times New Roman" w:hAnsi="Times New Roman" w:eastAsia="宋体"/>
           <w:sz w:val="22"/>
         </w:rPr>
-        <w:t xml:space="preserve">  (2) DBSCAN 只找到了 2 个簇，将 Versicolor 和 Virginica 合并为一个大簇，这是因为这两类在特征空间中的密度相近且边界模糊，DBSCAN 的密度连通性判定将它们视为一个连通区域。</w:t>
+        <w:t xml:space="preserve">  (2) DBSCAN 只发现 2 个簇（将品种 0 和品种 1 的部分样本合并），并将 34 个样本标记为噪声（灰色 x），这是因为 Wine 数据集在 13 维空间中各类的密度分布不均匀，DBSCAN 难以用统一的 eps 参数适配所有类别。</w:t>
       </w:r>
     </w:p>
     <w:p>
@@ -2629,14 +3392,14 @@
           <w:rFonts w:ascii="Times New Roman" w:hAnsi="Times New Roman" w:eastAsia="宋体"/>
           <w:sz w:val="22"/>
         </w:rPr>
-        <w:t>图 5  性能指标对比柱状图 (外部指标 + 内部指标)</w:t>
+        <w:t>图 5  性能指标对比柱状图</w:t>
       </w:r>
     </w:p>
     <w:p>
       <w:r>
         <w:drawing>
           <wp:inline xmlns:a="http://schemas.openxmlformats.org/drawingml/2006/main" xmlns:pic="http://schemas.openxmlformats.org/drawingml/2006/picture">
-            <wp:extent cx="5029200" cy="2939076"/>
+            <wp:extent cx="5029200" cy="3258395"/>
             <wp:docPr id="5" name="Picture 5"/>
             <wp:cNvGraphicFramePr>
               <a:graphicFrameLocks noChangeAspect="1"/>
@@ -2657,7 +3420,7 @@
                   <pic:spPr>
                     <a:xfrm>
                       <a:off x="0" y="0"/>
-                      <a:ext cx="5029200" cy="2939076"/>
+                      <a:ext cx="5029200" cy="3258395"/>
                     </a:xfrm>
                     <a:prstGeom prst="rect"/>
                   </pic:spPr>
@@ -2674,7 +3437,7 @@
           <w:rFonts w:ascii="Times New Roman" w:hAnsi="Times New Roman" w:eastAsia="宋体"/>
           <w:sz w:val="22"/>
         </w:rPr>
-        <w:t>图 6  K-Means 在不同 k 值下的指标变化 (肘部法则 + DBI + JC)</w:t>
+        <w:t>图 6  K-Means 在不同 k 值下的指标变化</w:t>
       </w:r>
     </w:p>
     <w:p>
@@ -2719,7 +3482,7 @@
           <w:rFonts w:ascii="Times New Roman" w:hAnsi="Times New Roman" w:eastAsia="宋体"/>
           <w:sz w:val="22"/>
         </w:rPr>
-        <w:t>分析：从肘部法则（左图）可以看出，k=3 处 Inertia 下降速率明显放缓，形成"肘部"，与真实类别数 3 一致。DBI 在 k=3 时取得局部最小值，JC 在 k=3 时取得最大值，三个指标一致表明 k=3 是最优簇数。</w:t>
+        <w:t>分析：肘部法则（左图）在 k=3 处 Inertia 下降速率放缓形成"肘部"；DBI 在 k=3 时取得局部最小值；JC 在 k=3 时达到峰值。三个指标一致表明 k=3 是最优簇数，与真实品种数一致。</w:t>
       </w:r>
     </w:p>
     <w:p>
@@ -2728,7 +3491,7 @@
           <w:rFonts w:ascii="Times New Roman" w:hAnsi="Times New Roman" w:eastAsia="宋体"/>
           <w:sz w:val="22"/>
         </w:rPr>
-        <w:t>图 7  K-Means 聚类结果的特征两两散点图</w:t>
+        <w:t>图 7  K-Means 聚类的特征两两散点图</w:t>
       </w:r>
     </w:p>
     <w:p>
@@ -2773,7 +3536,7 @@
           <w:rFonts w:ascii="Times New Roman" w:hAnsi="Times New Roman" w:eastAsia="宋体"/>
           <w:sz w:val="22"/>
         </w:rPr>
-        <w:t>分析：从散点图可以看出，Petal Length 和 Petal Width 是最具判别力的两个特征（右下角子图），三个簇在这两个特征上分离最清晰。Sepal Width 的判别力相对较弱。</w:t>
+        <w:t>分析：从散点图可以看出，Flavanoids vs OD280/OD315 以及 Alcohol vs Proline 这两对特征对三个品种有较强的判别力，簇间分离清晰。Color Intensity 在不同品种间也呈现明显差异。</w:t>
       </w:r>
     </w:p>
     <w:p>
@@ -2794,7 +3557,7 @@
           <w:rFonts w:ascii="Times New Roman" w:hAnsi="Times New Roman" w:eastAsia="宋体"/>
           <w:sz w:val="22"/>
         </w:rPr>
-        <w:t>1. 外部指标一致性：在所有三个外部指标（JC、FMI、RI）上，K-Means 均优于 DBSCAN。K-Means 的 JC=0.6823、FMI=0.8112、RI=0.8737，表明其聚类结果与真实标签有较高的一致性。DBSCAN 由于只找到 2 个簇（将两类合并），外部指标显著下降。</w:t>
+        <w:t>1. K-Means 显著优于 DBSCAN：在 Wine 数据集上，K-Means 在全部三个外部指标（JC=0.822, FMI=0.903, RI=0.935）上大幅领先 DBSCAN（JC=0.481, FMI=0.652, RI=0.740），说明 K-Means 的聚类结果与真实品种标签高度一致。</w:t>
       </w:r>
     </w:p>
     <w:p>
@@ -2803,7 +3566,7 @@
           <w:rFonts w:ascii="Times New Roman" w:hAnsi="Times New Roman" w:eastAsia="宋体"/>
           <w:sz w:val="22"/>
         </w:rPr>
-        <w:t>2. 内部指标的局限性：DBSCAN 的 DBI=0.6907 优于 K-Means 的 DBI=1.0805，但这并不意味着 DBSCAN 的聚类更好。DBI 是内部指标，不参考真实标签，当 DBSCAN 将两个相邻类合并后，合并簇的中心距离增大导致 DBI 下降。这提示我们在评估聚类质量时，应综合使用外部指标和内部指标。</w:t>
+        <w:t>2. 归一化的关键作用：Wine 数据集的特征量纲差异极大（Proline 范围 278-1680 vs Hue 范围 0.5-1.7），不归一化会导致 Proline 完全主导距离计算。Min-Max 归一化后各特征贡献均衡，是基于距离聚类算法不可或缺的预处理步骤。</w:t>
       </w:r>
     </w:p>
     <w:p>
@@ -2812,7 +3575,7 @@
           <w:rFonts w:ascii="Times New Roman" w:hAnsi="Times New Roman" w:eastAsia="宋体"/>
           <w:sz w:val="22"/>
         </w:rPr>
-        <w:t>3. 算法特性对比：</w:t>
+        <w:t>3. DBSCAN 在高维数据上的局限性：Wine 有 13 个特征，高维空间中"密度"概念变得模糊（维度灾难），DBSCAN 难以找到合适的 eps 参数来区分所有类别，最终只发现 2 个簇并产生大量噪声点。</w:t>
       </w:r>
     </w:p>
     <w:p>
@@ -2821,7 +3584,7 @@
           <w:rFonts w:ascii="Times New Roman" w:hAnsi="Times New Roman" w:eastAsia="宋体"/>
           <w:sz w:val="22"/>
         </w:rPr>
-        <w:t xml:space="preserve">  K-Means 适合球形/凸形分布的数据，需要预先指定 k 值，对初始中心敏感，不能发现任意形状的簇，对噪声和离群点敏感；</w:t>
+        <w:t>4. 内部指标 vs 外部指标的矛盾：DBSCAN 的 DBI (1.56) 优于 K-Means (1.88)，但外部指标却远不如 K-Means。这再次说明 DBI 等内部指标不依赖真实标签，可能在某些情况下产生误导，需结合外部指标综合评估。</w:t>
       </w:r>
     </w:p>
     <w:p>
@@ -2830,7 +3593,7 @@
           <w:rFonts w:ascii="Times New Roman" w:hAnsi="Times New Roman" w:eastAsia="宋体"/>
           <w:sz w:val="22"/>
         </w:rPr>
-        <w:t xml:space="preserve">  DBSCAN 不需要预先指定簇数，能发现任意形状的簇，能自动识别噪声点，但对参数 eps 和 min_samples 敏感，不适合密度差异较大的数据集。</w:t>
+        <w:t>5. 算法选择建议：对于类似 Wine 这样特征维度适中、类别呈凸形分布且类别数已知的数据集，K-Means 是首选；DBSCAN 更适合发现任意形状簇和处理包含噪声的低维数据。</w:t>
       </w:r>
     </w:p>
     <w:p>
@@ -2839,34 +3602,7 @@
           <w:rFonts w:ascii="Times New Roman" w:hAnsi="Times New Roman" w:eastAsia="宋体"/>
           <w:sz w:val="22"/>
         </w:rPr>
-        <w:t>4. Iris 数据集上的最优选择：由于 Iris 数据集的类别大致呈凸形分布且类别数已知（k=3），K-Means 是更合适的选择。DBSCAN 在密度边界模糊的 Versicolor/Virginica 区域表现不佳。</w:t>
-      </w:r>
-    </w:p>
-    <w:p>
-      <w:r>
-        <w:rPr>
-          <w:rFonts w:ascii="Times New Roman" w:hAnsi="Times New Roman" w:eastAsia="宋体"/>
-          <w:sz w:val="22"/>
-        </w:rPr>
-        <w:t>5. 归一化的重要性：通过对比归一化前后的特征分布，验证了 Min-Max 归一化能消除量纲差异，使各特征在距离计算中的贡献更加均衡。对于基于距离的聚类算法（如 K-Means），归一化是不可或缺的预处理步骤。</w:t>
-      </w:r>
-    </w:p>
-    <w:p>
-      <w:r>
-        <w:rPr>
-          <w:rFonts w:ascii="Times New Roman" w:hAnsi="Times New Roman" w:eastAsia="宋体"/>
-          <w:sz w:val="22"/>
-        </w:rPr>
-        <w:t>6. 距离度量的选择：实验验证了闵可夫斯基距离族的三种变体。欧氏距离（p=2）是最常用的选择，适合连续属性；曼哈顿距离（p=1）对异常值更鲁棒；VDM 和 MinkovDMp 分别解决了无序属性和混合属性的距离计算问题，拓展了聚类算法的适用范围。</w:t>
-      </w:r>
-    </w:p>
-    <w:p>
-      <w:r>
-        <w:rPr>
-          <w:rFonts w:ascii="Times New Roman" w:hAnsi="Times New Roman" w:eastAsia="宋体"/>
-          <w:sz w:val="22"/>
-        </w:rPr>
-        <w:t>7. 多指标综合评估：本实验同时使用了外部指标（JC、FMI、RI）和内部指标（DBI），两类指标从不同角度评估聚类质量。实践表明，单一指标可能产生误导（如本实验中 DBI 偏好 DBSCAN），需要多指标综合判断才能得出可靠结论。</w:t>
+        <w:t>6. 距离度量的多样性：本实验系统实现了闵可夫斯基距离（p=1, 2）、VDM（无序属性）和 MinkovDMp（混合属性），为不同数据类型提供了完整的距离度量工具箱。</w:t>
       </w:r>
     </w:p>
     <w:p>
@@ -2910,21 +3646,13 @@
         <w:br/>
         <w:t xml:space="preserve">            same_true = (labels_true[i] == labels_true[j])</w:t>
         <w:br/>
-        <w:t xml:space="preserve">            if same_pred and same_true:</w:t>
+        <w:t xml:space="preserve">            if same_pred and same_true:     a += 1</w:t>
         <w:br/>
-        <w:t xml:space="preserve">                a += 1</w:t>
+        <w:t xml:space="preserve">            elif same_pred and not same_true: b += 1</w:t>
         <w:br/>
-        <w:t xml:space="preserve">            elif same_pred and not same_true:</w:t>
+        <w:t xml:space="preserve">            elif not same_pred and same_true: c += 1</w:t>
         <w:br/>
-        <w:t xml:space="preserve">                b += 1</w:t>
-        <w:br/>
-        <w:t xml:space="preserve">            elif not same_pred and same_true:</w:t>
-        <w:br/>
-        <w:t xml:space="preserve">                c += 1</w:t>
-        <w:br/>
-        <w:t xml:space="preserve">            else:</w:t>
-        <w:br/>
-        <w:t xml:space="preserve">                d += 1</w:t>
+        <w:t xml:space="preserve">            else:                            d += 1</w:t>
         <w:br/>
         <w:t xml:space="preserve">    return a, b, c, d</w:t>
       </w:r>
@@ -2944,9 +3672,7 @@
           <w:rFonts w:ascii="Consolas" w:hAnsi="Consolas" w:eastAsia="宋体"/>
           <w:sz w:val="18"/>
         </w:rPr>
-        <w:t>def jaccard_coefficient(a, b, c):</w:t>
-        <w:br/>
-        <w:t xml:space="preserve">    return a / (a + b + c)</w:t>
+        <w:t>def jaccard_coefficient(a, b, c): return a / (a + b + c)</w:t>
       </w:r>
     </w:p>
     <w:p>
@@ -2966,7 +3692,7 @@
         </w:rPr>
         <w:t>def minkowski_distance(x, y, p=2):</w:t>
         <w:br/>
-        <w:t xml:space="preserve">    x, y = np.asarray(x, dtype=float), np.asarray(y, dtype=float)</w:t>
+        <w:t xml:space="preserve">    x, y = np.asarray(x), np.asarray(y)</w:t>
         <w:br/>
         <w:t xml:space="preserve">    return np.sum(np.abs(x - y) ** p) ** (1.0 / p)</w:t>
       </w:r>
@@ -2988,9 +3714,7 @@
         </w:rPr>
         <w:t>def davies_bouldin_index(X, labels):</w:t>
         <w:br/>
-        <w:t xml:space="preserve">    unique_labels = np.unique(labels)</w:t>
-        <w:br/>
-        <w:t xml:space="preserve">    unique_labels = unique_labels[unique_labels &gt;= 0]</w:t>
+        <w:t xml:space="preserve">    unique_labels = np.unique(labels[labels &gt;= 0])</w:t>
         <w:br/>
         <w:t xml:space="preserve">    k = len(unique_labels)</w:t>
         <w:br/>
@@ -3002,21 +3726,11 @@
         <w:br/>
         <w:t xml:space="preserve">    for i in unique_labels:</w:t>
         <w:br/>
-        <w:t xml:space="preserve">        max_ratio = -1.0</w:t>
+        <w:t xml:space="preserve">        max_ratio = max(</w:t>
         <w:br/>
-        <w:t xml:space="preserve">        for j in unique_labels:</w:t>
+        <w:t xml:space="preserve">            (avg_dists[i] + avg_dists[j]) / cluster_d_cen(clusters[i], clusters[j])</w:t>
         <w:br/>
-        <w:t xml:space="preserve">            if i == j:</w:t>
-        <w:br/>
-        <w:t xml:space="preserve">                continue</w:t>
-        <w:br/>
-        <w:t xml:space="preserve">            d_cen = cluster_d_cen(clusters[i], clusters[j])</w:t>
-        <w:br/>
-        <w:t xml:space="preserve">            ratio = (avg_dists[i] + avg_dists[j]) / d_cen</w:t>
-        <w:br/>
-        <w:t xml:space="preserve">            if ratio &gt; max_ratio:</w:t>
-        <w:br/>
-        <w:t xml:space="preserve">                max_ratio = ratio</w:t>
+        <w:t xml:space="preserve">            for j in unique_labels if j != i)</w:t>
         <w:br/>
         <w:t xml:space="preserve">        dbi += max_ratio</w:t>
         <w:br/>
@@ -3038,46 +3752,30 @@
           <w:rFonts w:ascii="Consolas" w:hAnsi="Consolas" w:eastAsia="宋体"/>
           <w:sz w:val="18"/>
         </w:rPr>
-        <w:t>def vdm_distance(x_val, y_val, attribute_idx, X_full, labels, p=2):</w:t>
+        <w:t>def vdm_distance(x_val, y_val, attr_idx, X, labels, p=2):</w:t>
         <w:br/>
-        <w:t xml:space="preserve">    col = X_full[:, attribute_idx]</w:t>
+        <w:t xml:space="preserve">    col = X[:, attr_idx]</w:t>
         <w:br/>
-        <w:t xml:space="preserve">    unique_clusters = np.unique(labels)</w:t>
+        <w:t xml:space="preserve">    m_a, m_b = np.sum(col == x_val), np.sum(col == y_val)</w:t>
         <w:br/>
-        <w:t xml:space="preserve">    m_u_a = np.sum(col == x_val)</w:t>
+        <w:t xml:space="preserve">    if m_a == 0 or m_b == 0: return 0.0</w:t>
         <w:br/>
-        <w:t xml:space="preserve">    m_u_b = np.sum(col == y_val)</w:t>
+        <w:t xml:space="preserve">    return sum(abs(np.sum(col[labels==c]==x_val)/m_a</w:t>
         <w:br/>
-        <w:t xml:space="preserve">    if m_u_a == 0 or m_u_b == 0:</w:t>
+        <w:t xml:space="preserve">                 - np.sum(col[labels==c]==y_val)/m_b)**p</w:t>
         <w:br/>
-        <w:t xml:space="preserve">        return 0.0</w:t>
-        <w:br/>
-        <w:t xml:space="preserve">    dist = 0.0</w:t>
-        <w:br/>
-        <w:t xml:space="preserve">    for ci in unique_clusters:</w:t>
-        <w:br/>
-        <w:t xml:space="preserve">        mask_ci = (labels == ci)</w:t>
-        <w:br/>
-        <w:t xml:space="preserve">        m_u_a_i = np.sum(col[mask_ci] == x_val)</w:t>
-        <w:br/>
-        <w:t xml:space="preserve">        m_u_b_i = np.sum(col[mask_ci] == y_val)</w:t>
-        <w:br/>
-        <w:t xml:space="preserve">        dist += abs(m_u_a_i / m_u_a - m_u_b_i / m_u_b) ** p</w:t>
-        <w:br/>
-        <w:t xml:space="preserve">    return dist</w:t>
+        <w:t xml:space="preserve">               for c in np.unique(labels))</w:t>
         <w:br/>
         <w:br/>
-        <w:t>def minkov_dm_p(xi, xj, n_continuous, X_full, labels, p=2):</w:t>
+        <w:t>def minkov_dm_p(xi, xj, n_c, X, labels, p=2):</w:t>
         <w:br/>
-        <w:t xml:space="preserve">    continuous_part = np.sum(np.abs(xi[:n_continuous] - xj[:n_continuous]) ** p)</w:t>
+        <w:t xml:space="preserve">    cont = np.sum(np.abs(xi[:n_c] - xj[:n_c]) ** p)</w:t>
         <w:br/>
-        <w:t xml:space="preserve">    vdm_part = 0.0</w:t>
+        <w:t xml:space="preserve">    vdm = sum(vdm_distance(xi[u], xj[u], u, X, labels, p)</w:t>
         <w:br/>
-        <w:t xml:space="preserve">    for u in range(n_continuous, len(xi)):</w:t>
+        <w:t xml:space="preserve">              for u in range(n_c, len(xi)))</w:t>
         <w:br/>
-        <w:t xml:space="preserve">        vdm_part += vdm_distance(xi[u], xj[u], u, X_full, labels, p=p)</w:t>
-        <w:br/>
-        <w:t xml:space="preserve">    return (continuous_part + vdm_part) ** (1.0 / p)</w:t>
+        <w:t xml:space="preserve">    return (cont + vdm) ** (1.0 / p)</w:t>
       </w:r>
     </w:p>
     <w:p>
@@ -3097,15 +3795,9 @@
         </w:rPr>
         <w:t>def min_max_normalize(X):</w:t>
         <w:br/>
-        <w:t xml:space="preserve">    X = np.asarray(X, dtype=float)</w:t>
+        <w:t xml:space="preserve">    X_min, X_max = X.min(axis=0), X.max(axis=0)</w:t>
         <w:br/>
-        <w:t xml:space="preserve">    X_min = X.min(axis=0)</w:t>
-        <w:br/>
-        <w:t xml:space="preserve">    X_max = X.max(axis=0)</w:t>
-        <w:br/>
-        <w:t xml:space="preserve">    denom = X_max - X_min</w:t>
-        <w:br/>
-        <w:t xml:space="preserve">    denom[denom == 0] = 1.0</w:t>
+        <w:t xml:space="preserve">    denom = X_max - X_min; denom[denom == 0] = 1.0</w:t>
         <w:br/>
         <w:t xml:space="preserve">    return (X - X_min) / denom</w:t>
       </w:r>
